--- a/docs/07_겨울수련회_일정표.docx
+++ b/docs/07_겨울수련회_일정표.docx
@@ -11,7 +11,7 @@
         <w:rPr>
           <w:b w:val="0"/>
         </w:rPr>
-        <w:t>(교회명) 202X년 겨울 수련회 기획 및 일정표</w:t>
+        <w:t>2026년 (교회명) 겨울수련회 일정표</w:t>
       </w:r>
     </w:p>
     <w:p>
@@ -22,7 +22,7 @@
         <w:rPr>
           <w:b w:val="0"/>
         </w:rPr>
-        <w:t>1. 개요 및 주제</w:t>
+        <w:t>개요</w:t>
       </w:r>
     </w:p>
     <w:p>
@@ -31,15 +31,9 @@
       </w:pPr>
       <w:r>
         <w:rPr>
-          <w:b/>
-        </w:rPr>
-        <w:t>행사명:</w:t>
-      </w:r>
-      <w:r>
-        <w:rPr>
           <w:b w:val="0"/>
         </w:rPr>
-        <w:t xml:space="preserve"> (교회명) 202X년 겨울 청년·학생 수련회</w:t>
+        <w:t>주제 : ________</w:t>
       </w:r>
     </w:p>
     <w:p>
@@ -48,15 +42,9 @@
       </w:pPr>
       <w:r>
         <w:rPr>
-          <w:b/>
-        </w:rPr>
-        <w:t>주제:</w:t>
-      </w:r>
-      <w:r>
-        <w:rPr>
           <w:b w:val="0"/>
         </w:rPr>
-        <w:t xml:space="preserve"> ________</w:t>
+        <w:t>주제 말씀 : ________</w:t>
       </w:r>
     </w:p>
     <w:p>
@@ -65,15 +53,9 @@
       </w:pPr>
       <w:r>
         <w:rPr>
-          <w:b/>
-        </w:rPr>
-        <w:t>일시:</w:t>
-      </w:r>
-      <w:r>
-        <w:rPr>
           <w:b w:val="0"/>
         </w:rPr>
-        <w:t xml:space="preserve"> 202X년 O월 O일(요일) ~ O일(요일)</w:t>
+        <w:t>목적 : ________</w:t>
       </w:r>
     </w:p>
     <w:p>
@@ -82,15 +64,9 @@
       </w:pPr>
       <w:r>
         <w:rPr>
-          <w:b/>
-        </w:rPr>
-        <w:t>장소 및 이동:</w:t>
-      </w:r>
-      <w:r>
-        <w:rPr>
           <w:b w:val="0"/>
         </w:rPr>
-        <w:t xml:space="preserve"> (교회명) 본당 및 교육관, ________</w:t>
+        <w:t>장소 : (교회명) 본당 및 교육관</w:t>
       </w:r>
     </w:p>
     <w:p>
@@ -99,15 +75,9 @@
       </w:pPr>
       <w:r>
         <w:rPr>
-          <w:b/>
-        </w:rPr>
-        <w:t>주제 성구:</w:t>
-      </w:r>
-      <w:r>
-        <w:rPr>
           <w:b w:val="0"/>
         </w:rPr>
-        <w:t xml:space="preserve"> ________ (성경 장절 표기)</w:t>
+        <w:t>일시 : 2025년 12월 31일(수) ~ 2026년 1월 1일(목)</w:t>
       </w:r>
     </w:p>
     <w:p>
@@ -116,15 +86,20 @@
       </w:pPr>
       <w:r>
         <w:rPr>
-          <w:b/>
+          <w:b w:val="0"/>
         </w:rPr>
-        <w:t>준비위원:</w:t>
+        <w:t>담당 : ________</w:t>
       </w:r>
+    </w:p>
+    <w:p>
+      <w:pPr>
+        <w:pStyle w:val="ListBullet"/>
+      </w:pPr>
       <w:r>
         <w:rPr>
           <w:b w:val="0"/>
         </w:rPr>
-        <w:t xml:space="preserve"> ________ 외 ____명</w:t>
+        <w:t>대상 : (예상 인원 n명: 학생 n, 교사 n)</w:t>
       </w:r>
     </w:p>
     <w:p>
@@ -135,7 +110,7 @@
         <w:rPr>
           <w:b w:val="0"/>
         </w:rPr>
-        <w:t>2. 수련회 준비 체크리스트 (사역자 부재 시 필수)</w:t>
+        <w:t>시간표</w:t>
       </w:r>
     </w:p>
     <w:tbl>
@@ -145,614 +120,14 @@
         <w:tblLook w:firstColumn="1" w:firstRow="1" w:lastColumn="0" w:lastRow="0" w:noHBand="0" w:noVBand="1" w:val="04A0"/>
       </w:tblPr>
       <w:tblGrid>
-        <w:gridCol w:w="1728"/>
-        <w:gridCol w:w="1728"/>
-        <w:gridCol w:w="1728"/>
-        <w:gridCol w:w="1728"/>
-        <w:gridCol w:w="1728"/>
+        <w:gridCol w:w="2880"/>
+        <w:gridCol w:w="2880"/>
+        <w:gridCol w:w="2880"/>
       </w:tblGrid>
       <w:tr>
         <w:tc>
           <w:tcPr>
-            <w:tcW w:type="dxa" w:w="1728"/>
-          </w:tcPr>
-          <w:p>
-            <w:r>
-              <w:rPr>
-                <w:b/>
-              </w:rPr>
-              <w:t>구분</w:t>
-            </w:r>
-          </w:p>
-        </w:tc>
-        <w:tc>
-          <w:tcPr>
-            <w:tcW w:type="dxa" w:w="1728"/>
-          </w:tcPr>
-          <w:p>
-            <w:r>
-              <w:rPr>
-                <w:b/>
-              </w:rPr>
-              <w:t>항목</w:t>
-            </w:r>
-          </w:p>
-        </w:tc>
-        <w:tc>
-          <w:tcPr>
-            <w:tcW w:type="dxa" w:w="1728"/>
-          </w:tcPr>
-          <w:p>
-            <w:r>
-              <w:rPr>
-                <w:b/>
-              </w:rPr>
-              <w:t>담당(리더·교사·부장)</w:t>
-            </w:r>
-          </w:p>
-        </w:tc>
-        <w:tc>
-          <w:tcPr>
-            <w:tcW w:type="dxa" w:w="1728"/>
-          </w:tcPr>
-          <w:p>
-            <w:r>
-              <w:rPr>
-                <w:b/>
-              </w:rPr>
-              <w:t>준비물 및 비고</w:t>
-            </w:r>
-          </w:p>
-        </w:tc>
-        <w:tc>
-          <w:tcPr>
-            <w:tcW w:type="dxa" w:w="1728"/>
-          </w:tcPr>
-          <w:p>
-            <w:r>
-              <w:rPr>
-                <w:b/>
-              </w:rPr>
-              <w:t>확인(V)</w:t>
-            </w:r>
-          </w:p>
-        </w:tc>
-      </w:tr>
-      <w:tr>
-        <w:tc>
-          <w:tcPr>
-            <w:tcW w:type="dxa" w:w="1728"/>
-          </w:tcPr>
-          <w:p>
-            <w:r>
-              <w:rPr>
-                <w:b/>
-              </w:rPr>
-              <w:t>기획</w:t>
-            </w:r>
-          </w:p>
-        </w:tc>
-        <w:tc>
-          <w:tcPr>
-            <w:tcW w:type="dxa" w:w="1728"/>
-          </w:tcPr>
-          <w:p>
-            <w:r>
-              <w:rPr>
-                <w:b w:val="0"/>
-              </w:rPr>
-              <w:t>주제 선정</w:t>
-            </w:r>
-          </w:p>
-        </w:tc>
-        <w:tc>
-          <w:tcPr>
-            <w:tcW w:type="dxa" w:w="1728"/>
-          </w:tcPr>
-          <w:p>
-            <w:r>
-              <w:rPr>
-                <w:b w:val="0"/>
-              </w:rPr>
-              <w:t>________</w:t>
-            </w:r>
-          </w:p>
-        </w:tc>
-        <w:tc>
-          <w:tcPr>
-            <w:tcW w:type="dxa" w:w="1728"/>
-          </w:tcPr>
-          <w:p>
-            <w:r>
-              <w:rPr>
-                <w:b w:val="0"/>
-              </w:rPr>
-              <w:t>설교 방향 및 찬양 선정</w:t>
-            </w:r>
-          </w:p>
-        </w:tc>
-        <w:tc>
-          <w:tcPr>
-            <w:tcW w:type="dxa" w:w="1728"/>
-          </w:tcPr>
-          <w:p/>
-        </w:tc>
-      </w:tr>
-      <w:tr>
-        <w:tc>
-          <w:tcPr>
-            <w:tcW w:type="dxa" w:w="1728"/>
-          </w:tcPr>
-          <w:p/>
-        </w:tc>
-        <w:tc>
-          <w:tcPr>
-            <w:tcW w:type="dxa" w:w="1728"/>
-          </w:tcPr>
-          <w:p>
-            <w:r>
-              <w:rPr>
-                <w:b w:val="0"/>
-              </w:rPr>
-              <w:t>예산 책정</w:t>
-            </w:r>
-          </w:p>
-        </w:tc>
-        <w:tc>
-          <w:tcPr>
-            <w:tcW w:type="dxa" w:w="1728"/>
-          </w:tcPr>
-          <w:p>
-            <w:r>
-              <w:rPr>
-                <w:b w:val="0"/>
-              </w:rPr>
-              <w:t>________</w:t>
-            </w:r>
-          </w:p>
-        </w:tc>
-        <w:tc>
-          <w:tcPr>
-            <w:tcW w:type="dxa" w:w="1728"/>
-          </w:tcPr>
-          <w:p>
-            <w:r>
-              <w:rPr>
-                <w:b w:val="0"/>
-              </w:rPr>
-              <w:t>식대, 간식비, 문구류, 강사비 등</w:t>
-            </w:r>
-          </w:p>
-        </w:tc>
-        <w:tc>
-          <w:tcPr>
-            <w:tcW w:type="dxa" w:w="1728"/>
-          </w:tcPr>
-          <w:p/>
-        </w:tc>
-      </w:tr>
-      <w:tr>
-        <w:tc>
-          <w:tcPr>
-            <w:tcW w:type="dxa" w:w="1728"/>
-          </w:tcPr>
-          <w:p/>
-        </w:tc>
-        <w:tc>
-          <w:tcPr>
-            <w:tcW w:type="dxa" w:w="1728"/>
-          </w:tcPr>
-          <w:p>
-            <w:r>
-              <w:rPr>
-                <w:b w:val="0"/>
-              </w:rPr>
-              <w:t>공간 확보</w:t>
-            </w:r>
-          </w:p>
-        </w:tc>
-        <w:tc>
-          <w:tcPr>
-            <w:tcW w:type="dxa" w:w="1728"/>
-          </w:tcPr>
-          <w:p>
-            <w:r>
-              <w:rPr>
-                <w:b w:val="0"/>
-              </w:rPr>
-              <w:t>________</w:t>
-            </w:r>
-          </w:p>
-        </w:tc>
-        <w:tc>
-          <w:tcPr>
-            <w:tcW w:type="dxa" w:w="1728"/>
-          </w:tcPr>
-          <w:p>
-            <w:r>
-              <w:rPr>
-                <w:b w:val="0"/>
-              </w:rPr>
-              <w:t>장소 사용 허가 및 냉난방 확인</w:t>
-            </w:r>
-          </w:p>
-        </w:tc>
-        <w:tc>
-          <w:tcPr>
-            <w:tcW w:type="dxa" w:w="1728"/>
-          </w:tcPr>
-          <w:p/>
-        </w:tc>
-      </w:tr>
-      <w:tr>
-        <w:tc>
-          <w:tcPr>
-            <w:tcW w:type="dxa" w:w="1728"/>
-          </w:tcPr>
-          <w:p>
-            <w:r>
-              <w:rPr>
-                <w:b/>
-              </w:rPr>
-              <w:t>행정</w:t>
-            </w:r>
-          </w:p>
-        </w:tc>
-        <w:tc>
-          <w:tcPr>
-            <w:tcW w:type="dxa" w:w="1728"/>
-          </w:tcPr>
-          <w:p>
-            <w:r>
-              <w:rPr>
-                <w:b w:val="0"/>
-              </w:rPr>
-              <w:t>홍보</w:t>
-            </w:r>
-          </w:p>
-        </w:tc>
-        <w:tc>
-          <w:tcPr>
-            <w:tcW w:type="dxa" w:w="1728"/>
-          </w:tcPr>
-          <w:p>
-            <w:r>
-              <w:rPr>
-                <w:b w:val="0"/>
-              </w:rPr>
-              <w:t>________</w:t>
-            </w:r>
-          </w:p>
-        </w:tc>
-        <w:tc>
-          <w:tcPr>
-            <w:tcW w:type="dxa" w:w="1728"/>
-          </w:tcPr>
-          <w:p>
-            <w:r>
-              <w:rPr>
-                <w:b w:val="0"/>
-              </w:rPr>
-              <w:t>광고지 제작 및 단톡방 공지</w:t>
-            </w:r>
-          </w:p>
-        </w:tc>
-        <w:tc>
-          <w:tcPr>
-            <w:tcW w:type="dxa" w:w="1728"/>
-          </w:tcPr>
-          <w:p/>
-        </w:tc>
-      </w:tr>
-      <w:tr>
-        <w:tc>
-          <w:tcPr>
-            <w:tcW w:type="dxa" w:w="1728"/>
-          </w:tcPr>
-          <w:p/>
-        </w:tc>
-        <w:tc>
-          <w:tcPr>
-            <w:tcW w:type="dxa" w:w="1728"/>
-          </w:tcPr>
-          <w:p>
-            <w:r>
-              <w:rPr>
-                <w:b w:val="0"/>
-              </w:rPr>
-              <w:t>동의서</w:t>
-            </w:r>
-          </w:p>
-        </w:tc>
-        <w:tc>
-          <w:tcPr>
-            <w:tcW w:type="dxa" w:w="1728"/>
-          </w:tcPr>
-          <w:p>
-            <w:r>
-              <w:rPr>
-                <w:b w:val="0"/>
-              </w:rPr>
-              <w:t>________</w:t>
-            </w:r>
-          </w:p>
-        </w:tc>
-        <w:tc>
-          <w:tcPr>
-            <w:tcW w:type="dxa" w:w="1728"/>
-          </w:tcPr>
-          <w:p>
-            <w:r>
-              <w:rPr>
-                <w:b w:val="0"/>
-              </w:rPr>
-              <w:t>학부모 동의서 및 귀가 방법 확인</w:t>
-            </w:r>
-          </w:p>
-        </w:tc>
-        <w:tc>
-          <w:tcPr>
-            <w:tcW w:type="dxa" w:w="1728"/>
-          </w:tcPr>
-          <w:p/>
-        </w:tc>
-      </w:tr>
-      <w:tr>
-        <w:tc>
-          <w:tcPr>
-            <w:tcW w:type="dxa" w:w="1728"/>
-          </w:tcPr>
-          <w:p>
-            <w:r>
-              <w:rPr>
-                <w:b/>
-              </w:rPr>
-              <w:t>물품</w:t>
-            </w:r>
-          </w:p>
-        </w:tc>
-        <w:tc>
-          <w:tcPr>
-            <w:tcW w:type="dxa" w:w="1728"/>
-          </w:tcPr>
-          <w:p>
-            <w:r>
-              <w:rPr>
-                <w:b w:val="0"/>
-              </w:rPr>
-              <w:t>예배 준비</w:t>
-            </w:r>
-          </w:p>
-        </w:tc>
-        <w:tc>
-          <w:tcPr>
-            <w:tcW w:type="dxa" w:w="1728"/>
-          </w:tcPr>
-          <w:p>
-            <w:r>
-              <w:rPr>
-                <w:b w:val="0"/>
-              </w:rPr>
-              <w:t>________</w:t>
-            </w:r>
-          </w:p>
-        </w:tc>
-        <w:tc>
-          <w:tcPr>
-            <w:tcW w:type="dxa" w:w="1728"/>
-          </w:tcPr>
-          <w:p>
-            <w:r>
-              <w:rPr>
-                <w:b w:val="0"/>
-              </w:rPr>
-              <w:t>찬양 반주자/PPT 제작자 섭외</w:t>
-            </w:r>
-          </w:p>
-        </w:tc>
-        <w:tc>
-          <w:tcPr>
-            <w:tcW w:type="dxa" w:w="1728"/>
-          </w:tcPr>
-          <w:p/>
-        </w:tc>
-      </w:tr>
-      <w:tr>
-        <w:tc>
-          <w:tcPr>
-            <w:tcW w:type="dxa" w:w="1728"/>
-          </w:tcPr>
-          <w:p/>
-        </w:tc>
-        <w:tc>
-          <w:tcPr>
-            <w:tcW w:type="dxa" w:w="1728"/>
-          </w:tcPr>
-          <w:p>
-            <w:r>
-              <w:rPr>
-                <w:b w:val="0"/>
-              </w:rPr>
-              <w:t>프로그램</w:t>
-            </w:r>
-          </w:p>
-        </w:tc>
-        <w:tc>
-          <w:tcPr>
-            <w:tcW w:type="dxa" w:w="1728"/>
-          </w:tcPr>
-          <w:p>
-            <w:r>
-              <w:rPr>
-                <w:b w:val="0"/>
-              </w:rPr>
-              <w:t>________</w:t>
-            </w:r>
-          </w:p>
-        </w:tc>
-        <w:tc>
-          <w:tcPr>
-            <w:tcW w:type="dxa" w:w="1728"/>
-          </w:tcPr>
-          <w:p>
-            <w:r>
-              <w:rPr>
-                <w:b w:val="0"/>
-              </w:rPr>
-              <w:t>활동지, 필기구, 간식, 상비약</w:t>
-            </w:r>
-          </w:p>
-        </w:tc>
-        <w:tc>
-          <w:tcPr>
-            <w:tcW w:type="dxa" w:w="1728"/>
-          </w:tcPr>
-          <w:p/>
-        </w:tc>
-      </w:tr>
-      <w:tr>
-        <w:tc>
-          <w:tcPr>
-            <w:tcW w:type="dxa" w:w="1728"/>
-          </w:tcPr>
-          <w:p/>
-        </w:tc>
-        <w:tc>
-          <w:tcPr>
-            <w:tcW w:type="dxa" w:w="1728"/>
-          </w:tcPr>
-          <w:p>
-            <w:r>
-              <w:rPr>
-                <w:b w:val="0"/>
-              </w:rPr>
-              <w:t>송구영신</w:t>
-            </w:r>
-          </w:p>
-        </w:tc>
-        <w:tc>
-          <w:tcPr>
-            <w:tcW w:type="dxa" w:w="1728"/>
-          </w:tcPr>
-          <w:p>
-            <w:r>
-              <w:rPr>
-                <w:b w:val="0"/>
-              </w:rPr>
-              <w:t>________</w:t>
-            </w:r>
-          </w:p>
-        </w:tc>
-        <w:tc>
-          <w:tcPr>
-            <w:tcW w:type="dxa" w:w="1728"/>
-          </w:tcPr>
-          <w:p>
-            <w:r>
-              <w:rPr>
-                <w:b w:val="0"/>
-              </w:rPr>
-              <w:t>촛불, 카드, 펜, 영상 등</w:t>
-            </w:r>
-          </w:p>
-        </w:tc>
-        <w:tc>
-          <w:tcPr>
-            <w:tcW w:type="dxa" w:w="1728"/>
-          </w:tcPr>
-          <w:p/>
-        </w:tc>
-      </w:tr>
-      <w:tr>
-        <w:tc>
-          <w:tcPr>
-            <w:tcW w:type="dxa" w:w="1728"/>
-          </w:tcPr>
-          <w:p>
-            <w:r>
-              <w:rPr>
-                <w:b/>
-              </w:rPr>
-              <w:t>관리</w:t>
-            </w:r>
-          </w:p>
-        </w:tc>
-        <w:tc>
-          <w:tcPr>
-            <w:tcW w:type="dxa" w:w="1728"/>
-          </w:tcPr>
-          <w:p>
-            <w:r>
-              <w:rPr>
-                <w:b w:val="0"/>
-              </w:rPr>
-              <w:t>안전</w:t>
-            </w:r>
-          </w:p>
-        </w:tc>
-        <w:tc>
-          <w:tcPr>
-            <w:tcW w:type="dxa" w:w="1728"/>
-          </w:tcPr>
-          <w:p>
-            <w:r>
-              <w:rPr>
-                <w:b w:val="0"/>
-              </w:rPr>
-              <w:t>________</w:t>
-            </w:r>
-          </w:p>
-        </w:tc>
-        <w:tc>
-          <w:tcPr>
-            <w:tcW w:type="dxa" w:w="1728"/>
-          </w:tcPr>
-          <w:p>
-            <w:r>
-              <w:rPr>
-                <w:b w:val="0"/>
-              </w:rPr>
-              <w:t>화재 안전, 출입구, 비상 연락망</w:t>
-            </w:r>
-          </w:p>
-        </w:tc>
-        <w:tc>
-          <w:tcPr>
-            <w:tcW w:type="dxa" w:w="1728"/>
-          </w:tcPr>
-          <w:p/>
-        </w:tc>
-      </w:tr>
-    </w:tbl>
-    <w:p/>
-    <w:p>
-      <w:pPr>
-        <w:pStyle w:val="Heading2"/>
-      </w:pPr>
-      <w:r>
-        <w:rPr>
-          <w:b w:val="0"/>
-        </w:rPr>
-        <w:t>3. 겨울 수련회 일정표 양식</w:t>
-      </w:r>
-    </w:p>
-    <w:tbl>
-      <w:tblPr>
-        <w:tblStyle w:val="TableGrid"/>
-        <w:tblW w:type="auto" w:w="0"/>
-        <w:tblLook w:firstColumn="1" w:firstRow="1" w:lastColumn="0" w:lastRow="0" w:noHBand="0" w:noVBand="1" w:val="04A0"/>
-      </w:tblPr>
-      <w:tblGrid>
-        <w:gridCol w:w="1728"/>
-        <w:gridCol w:w="1728"/>
-        <w:gridCol w:w="1728"/>
-        <w:gridCol w:w="1728"/>
-        <w:gridCol w:w="1728"/>
-      </w:tblGrid>
-      <w:tr>
-        <w:tc>
-          <w:tcPr>
-            <w:tcW w:type="dxa" w:w="1728"/>
+            <w:tcW w:type="dxa" w:w="2880"/>
           </w:tcPr>
           <w:p>
             <w:r>
@@ -765,53 +140,27 @@
         </w:tc>
         <w:tc>
           <w:tcPr>
-            <w:tcW w:type="dxa" w:w="1728"/>
+            <w:tcW w:type="dxa" w:w="2880"/>
           </w:tcPr>
           <w:p>
             <w:r>
               <w:rPr>
                 <w:b/>
               </w:rPr>
-              <w:t>프로그램</w:t>
+              <w:t>12월 31일 (1일차)</w:t>
             </w:r>
           </w:p>
         </w:tc>
         <w:tc>
           <w:tcPr>
-            <w:tcW w:type="dxa" w:w="1728"/>
+            <w:tcW w:type="dxa" w:w="2880"/>
           </w:tcPr>
           <w:p>
             <w:r>
               <w:rPr>
                 <w:b/>
               </w:rPr>
-              <w:t>장소·이동</w:t>
-            </w:r>
-          </w:p>
-        </w:tc>
-        <w:tc>
-          <w:tcPr>
-            <w:tcW w:type="dxa" w:w="1728"/>
-          </w:tcPr>
-          <w:p>
-            <w:r>
-              <w:rPr>
-                <w:b/>
-              </w:rPr>
-              <w:t>담당(리더·교사·부장)</w:t>
-            </w:r>
-          </w:p>
-        </w:tc>
-        <w:tc>
-          <w:tcPr>
-            <w:tcW w:type="dxa" w:w="1728"/>
-          </w:tcPr>
-          <w:p>
-            <w:r>
-              <w:rPr>
-                <w:b/>
-              </w:rPr>
-              <w:t>준비물·비고</w:t>
+              <w:t>1월 1일 (2일차)</w:t>
             </w:r>
           </w:p>
         </w:tc>
@@ -819,105 +168,40 @@
       <w:tr>
         <w:tc>
           <w:tcPr>
-            <w:tcW w:type="dxa" w:w="1728"/>
+            <w:tcW w:type="dxa" w:w="2880"/>
           </w:tcPr>
           <w:p>
             <w:r>
               <w:rPr>
                 <w:b/>
               </w:rPr>
-              <w:t>첫째 날</w:t>
+              <w:t>19:00</w:t>
             </w:r>
           </w:p>
         </w:tc>
         <w:tc>
           <w:tcPr>
-            <w:tcW w:type="dxa" w:w="1728"/>
-          </w:tcPr>
-          <w:p/>
-        </w:tc>
-        <w:tc>
-          <w:tcPr>
-            <w:tcW w:type="dxa" w:w="1728"/>
-          </w:tcPr>
-          <w:p/>
-        </w:tc>
-        <w:tc>
-          <w:tcPr>
-            <w:tcW w:type="dxa" w:w="1728"/>
-          </w:tcPr>
-          <w:p/>
-        </w:tc>
-        <w:tc>
-          <w:tcPr>
-            <w:tcW w:type="dxa" w:w="1728"/>
-          </w:tcPr>
-          <w:p/>
-        </w:tc>
-      </w:tr>
-      <w:tr>
-        <w:tc>
-          <w:tcPr>
-            <w:tcW w:type="dxa" w:w="1728"/>
+            <w:tcW w:type="dxa" w:w="2880"/>
           </w:tcPr>
           <w:p>
             <w:r>
               <w:rPr>
                 <w:b w:val="0"/>
               </w:rPr>
-              <w:t>____:____</w:t>
+              <w:t>등록 및 오리엔테이션</w:t>
             </w:r>
           </w:p>
         </w:tc>
         <w:tc>
           <w:tcPr>
-            <w:tcW w:type="dxa" w:w="1728"/>
+            <w:tcW w:type="dxa" w:w="2880"/>
           </w:tcPr>
           <w:p>
             <w:r>
               <w:rPr>
                 <w:b w:val="0"/>
               </w:rPr>
-              <w:t>등록 및 OT</w:t>
-            </w:r>
-          </w:p>
-        </w:tc>
-        <w:tc>
-          <w:tcPr>
-            <w:tcW w:type="dxa" w:w="1728"/>
-          </w:tcPr>
-          <w:p>
-            <w:r>
-              <w:rPr>
-                <w:b w:val="0"/>
-              </w:rPr>
-              <w:t>________</w:t>
-            </w:r>
-          </w:p>
-        </w:tc>
-        <w:tc>
-          <w:tcPr>
-            <w:tcW w:type="dxa" w:w="1728"/>
-          </w:tcPr>
-          <w:p>
-            <w:r>
-              <w:rPr>
-                <w:b w:val="0"/>
-              </w:rPr>
-              <w:t>________</w:t>
-            </w:r>
-          </w:p>
-        </w:tc>
-        <w:tc>
-          <w:tcPr>
-            <w:tcW w:type="dxa" w:w="1728"/>
-          </w:tcPr>
-          <w:p>
-            <w:r>
-              <w:rPr>
-                <w:b w:val="0"/>
-              </w:rPr>
-              <w:t>아이스브레이킹/안전교육</w:t>
+              <w:t>기상 및 정리</w:t>
             </w:r>
           </w:p>
         </w:tc>
@@ -925,66 +209,40 @@
       <w:tr>
         <w:tc>
           <w:tcPr>
-            <w:tcW w:type="dxa" w:w="1728"/>
+            <w:tcW w:type="dxa" w:w="2880"/>
+          </w:tcPr>
+          <w:p>
+            <w:r>
+              <w:rPr>
+                <w:b/>
+              </w:rPr>
+              <w:t>20:00</w:t>
+            </w:r>
+          </w:p>
+        </w:tc>
+        <w:tc>
+          <w:tcPr>
+            <w:tcW w:type="dxa" w:w="2880"/>
           </w:tcPr>
           <w:p>
             <w:r>
               <w:rPr>
                 <w:b w:val="0"/>
               </w:rPr>
-              <w:t>____:____</w:t>
+              <w:t>개회예배 (주제 말씀)</w:t>
             </w:r>
           </w:p>
         </w:tc>
         <w:tc>
           <w:tcPr>
-            <w:tcW w:type="dxa" w:w="1728"/>
+            <w:tcW w:type="dxa" w:w="2880"/>
           </w:tcPr>
           <w:p>
             <w:r>
               <w:rPr>
                 <w:b w:val="0"/>
               </w:rPr>
-              <w:t>개회 예배</w:t>
-            </w:r>
-          </w:p>
-        </w:tc>
-        <w:tc>
-          <w:tcPr>
-            <w:tcW w:type="dxa" w:w="1728"/>
-          </w:tcPr>
-          <w:p>
-            <w:r>
-              <w:rPr>
-                <w:b w:val="0"/>
-              </w:rPr>
-              <w:t>________</w:t>
-            </w:r>
-          </w:p>
-        </w:tc>
-        <w:tc>
-          <w:tcPr>
-            <w:tcW w:type="dxa" w:w="1728"/>
-          </w:tcPr>
-          <w:p>
-            <w:r>
-              <w:rPr>
-                <w:b w:val="0"/>
-              </w:rPr>
-              <w:t>________</w:t>
-            </w:r>
-          </w:p>
-        </w:tc>
-        <w:tc>
-          <w:tcPr>
-            <w:tcW w:type="dxa" w:w="1728"/>
-          </w:tcPr>
-          <w:p>
-            <w:r>
-              <w:rPr>
-                <w:b w:val="0"/>
-              </w:rPr>
-              <w:t>찬양, 기도, 말씀</w:t>
+              <w:t>아침 묵상</w:t>
             </w:r>
           </w:p>
         </w:tc>
@@ -992,394 +250,33 @@
       <w:tr>
         <w:tc>
           <w:tcPr>
-            <w:tcW w:type="dxa" w:w="1728"/>
+            <w:tcW w:type="dxa" w:w="2880"/>
+          </w:tcPr>
+          <w:p>
+            <w:r>
+              <w:rPr>
+                <w:b/>
+              </w:rPr>
+              <w:t>21:00</w:t>
+            </w:r>
+          </w:p>
+        </w:tc>
+        <w:tc>
+          <w:tcPr>
+            <w:tcW w:type="dxa" w:w="2880"/>
           </w:tcPr>
           <w:p>
             <w:r>
               <w:rPr>
                 <w:b w:val="0"/>
               </w:rPr>
-              <w:t>____:____</w:t>
+              <w:t>아이스브레이킹 / 친교</w:t>
             </w:r>
           </w:p>
         </w:tc>
         <w:tc>
           <w:tcPr>
-            <w:tcW w:type="dxa" w:w="1728"/>
-          </w:tcPr>
-          <w:p>
-            <w:r>
-              <w:rPr>
-                <w:b w:val="0"/>
-              </w:rPr>
-              <w:t>저녁 식사</w:t>
-            </w:r>
-          </w:p>
-        </w:tc>
-        <w:tc>
-          <w:tcPr>
-            <w:tcW w:type="dxa" w:w="1728"/>
-          </w:tcPr>
-          <w:p>
-            <w:r>
-              <w:rPr>
-                <w:b w:val="0"/>
-              </w:rPr>
-              <w:t>________</w:t>
-            </w:r>
-          </w:p>
-        </w:tc>
-        <w:tc>
-          <w:tcPr>
-            <w:tcW w:type="dxa" w:w="1728"/>
-          </w:tcPr>
-          <w:p>
-            <w:r>
-              <w:rPr>
-                <w:b w:val="0"/>
-              </w:rPr>
-              <w:t>________</w:t>
-            </w:r>
-          </w:p>
-        </w:tc>
-        <w:tc>
-          <w:tcPr>
-            <w:tcW w:type="dxa" w:w="1728"/>
-          </w:tcPr>
-          <w:p>
-            <w:r>
-              <w:rPr>
-                <w:b w:val="0"/>
-              </w:rPr>
-              <w:t>교제 및 나눔</w:t>
-            </w:r>
-          </w:p>
-        </w:tc>
-      </w:tr>
-      <w:tr>
-        <w:tc>
-          <w:tcPr>
-            <w:tcW w:type="dxa" w:w="1728"/>
-          </w:tcPr>
-          <w:p>
-            <w:r>
-              <w:rPr>
-                <w:b w:val="0"/>
-              </w:rPr>
-              <w:t>____:____</w:t>
-            </w:r>
-          </w:p>
-        </w:tc>
-        <w:tc>
-          <w:tcPr>
-            <w:tcW w:type="dxa" w:w="1728"/>
-          </w:tcPr>
-          <w:p>
-            <w:r>
-              <w:rPr>
-                <w:b w:val="0"/>
-              </w:rPr>
-              <w:t>메인 세션 1</w:t>
-            </w:r>
-          </w:p>
-        </w:tc>
-        <w:tc>
-          <w:tcPr>
-            <w:tcW w:type="dxa" w:w="1728"/>
-          </w:tcPr>
-          <w:p>
-            <w:r>
-              <w:rPr>
-                <w:b w:val="0"/>
-              </w:rPr>
-              <w:t>________</w:t>
-            </w:r>
-          </w:p>
-        </w:tc>
-        <w:tc>
-          <w:tcPr>
-            <w:tcW w:type="dxa" w:w="1728"/>
-          </w:tcPr>
-          <w:p>
-            <w:r>
-              <w:rPr>
-                <w:b w:val="0"/>
-              </w:rPr>
-              <w:t>________</w:t>
-            </w:r>
-          </w:p>
-        </w:tc>
-        <w:tc>
-          <w:tcPr>
-            <w:tcW w:type="dxa" w:w="1728"/>
-          </w:tcPr>
-          <w:p>
-            <w:r>
-              <w:rPr>
-                <w:b w:val="0"/>
-              </w:rPr>
-              <w:t>주제 강의/영상</w:t>
-            </w:r>
-          </w:p>
-        </w:tc>
-      </w:tr>
-      <w:tr>
-        <w:tc>
-          <w:tcPr>
-            <w:tcW w:type="dxa" w:w="1728"/>
-          </w:tcPr>
-          <w:p>
-            <w:r>
-              <w:rPr>
-                <w:b w:val="0"/>
-              </w:rPr>
-              <w:t>____:____</w:t>
-            </w:r>
-          </w:p>
-        </w:tc>
-        <w:tc>
-          <w:tcPr>
-            <w:tcW w:type="dxa" w:w="1728"/>
-          </w:tcPr>
-          <w:p>
-            <w:r>
-              <w:rPr>
-                <w:b w:val="0"/>
-              </w:rPr>
-              <w:t>그룹 모임</w:t>
-            </w:r>
-          </w:p>
-        </w:tc>
-        <w:tc>
-          <w:tcPr>
-            <w:tcW w:type="dxa" w:w="1728"/>
-          </w:tcPr>
-          <w:p>
-            <w:r>
-              <w:rPr>
-                <w:b w:val="0"/>
-              </w:rPr>
-              <w:t>________</w:t>
-            </w:r>
-          </w:p>
-        </w:tc>
-        <w:tc>
-          <w:tcPr>
-            <w:tcW w:type="dxa" w:w="1728"/>
-          </w:tcPr>
-          <w:p>
-            <w:r>
-              <w:rPr>
-                <w:b w:val="0"/>
-              </w:rPr>
-              <w:t>________</w:t>
-            </w:r>
-          </w:p>
-        </w:tc>
-        <w:tc>
-          <w:tcPr>
-            <w:tcW w:type="dxa" w:w="1728"/>
-          </w:tcPr>
-          <w:p>
-            <w:r>
-              <w:rPr>
-                <w:b w:val="0"/>
-              </w:rPr>
-              <w:t>소그룹 나눔 및 기도</w:t>
-            </w:r>
-          </w:p>
-        </w:tc>
-      </w:tr>
-      <w:tr>
-        <w:tc>
-          <w:tcPr>
-            <w:tcW w:type="dxa" w:w="1728"/>
-          </w:tcPr>
-          <w:p>
-            <w:r>
-              <w:rPr>
-                <w:b w:val="0"/>
-              </w:rPr>
-              <w:t>____:____</w:t>
-            </w:r>
-          </w:p>
-        </w:tc>
-        <w:tc>
-          <w:tcPr>
-            <w:tcW w:type="dxa" w:w="1728"/>
-          </w:tcPr>
-          <w:p>
-            <w:r>
-              <w:rPr>
-                <w:b w:val="0"/>
-              </w:rPr>
-              <w:t>기도회</w:t>
-            </w:r>
-          </w:p>
-        </w:tc>
-        <w:tc>
-          <w:tcPr>
-            <w:tcW w:type="dxa" w:w="1728"/>
-          </w:tcPr>
-          <w:p>
-            <w:r>
-              <w:rPr>
-                <w:b w:val="0"/>
-              </w:rPr>
-              <w:t>________</w:t>
-            </w:r>
-          </w:p>
-        </w:tc>
-        <w:tc>
-          <w:tcPr>
-            <w:tcW w:type="dxa" w:w="1728"/>
-          </w:tcPr>
-          <w:p>
-            <w:r>
-              <w:rPr>
-                <w:b w:val="0"/>
-              </w:rPr>
-              <w:t>________</w:t>
-            </w:r>
-          </w:p>
-        </w:tc>
-        <w:tc>
-          <w:tcPr>
-            <w:tcW w:type="dxa" w:w="1728"/>
-          </w:tcPr>
-          <w:p>
-            <w:r>
-              <w:rPr>
-                <w:b w:val="0"/>
-              </w:rPr>
-              <w:t>송구영신/결단 기도</w:t>
-            </w:r>
-          </w:p>
-        </w:tc>
-      </w:tr>
-      <w:tr>
-        <w:tc>
-          <w:tcPr>
-            <w:tcW w:type="dxa" w:w="1728"/>
-          </w:tcPr>
-          <w:p>
-            <w:r>
-              <w:rPr>
-                <w:b/>
-              </w:rPr>
-              <w:t>둘째 날</w:t>
-            </w:r>
-          </w:p>
-        </w:tc>
-        <w:tc>
-          <w:tcPr>
-            <w:tcW w:type="dxa" w:w="1728"/>
-          </w:tcPr>
-          <w:p/>
-        </w:tc>
-        <w:tc>
-          <w:tcPr>
-            <w:tcW w:type="dxa" w:w="1728"/>
-          </w:tcPr>
-          <w:p/>
-        </w:tc>
-        <w:tc>
-          <w:tcPr>
-            <w:tcW w:type="dxa" w:w="1728"/>
-          </w:tcPr>
-          <w:p/>
-        </w:tc>
-        <w:tc>
-          <w:tcPr>
-            <w:tcW w:type="dxa" w:w="1728"/>
-          </w:tcPr>
-          <w:p/>
-        </w:tc>
-      </w:tr>
-      <w:tr>
-        <w:tc>
-          <w:tcPr>
-            <w:tcW w:type="dxa" w:w="1728"/>
-          </w:tcPr>
-          <w:p>
-            <w:r>
-              <w:rPr>
-                <w:b w:val="0"/>
-              </w:rPr>
-              <w:t>____:____</w:t>
-            </w:r>
-          </w:p>
-        </w:tc>
-        <w:tc>
-          <w:tcPr>
-            <w:tcW w:type="dxa" w:w="1728"/>
-          </w:tcPr>
-          <w:p>
-            <w:r>
-              <w:rPr>
-                <w:b w:val="0"/>
-              </w:rPr>
-              <w:t>새벽 경건회</w:t>
-            </w:r>
-          </w:p>
-        </w:tc>
-        <w:tc>
-          <w:tcPr>
-            <w:tcW w:type="dxa" w:w="1728"/>
-          </w:tcPr>
-          <w:p>
-            <w:r>
-              <w:rPr>
-                <w:b w:val="0"/>
-              </w:rPr>
-              <w:t>________</w:t>
-            </w:r>
-          </w:p>
-        </w:tc>
-        <w:tc>
-          <w:tcPr>
-            <w:tcW w:type="dxa" w:w="1728"/>
-          </w:tcPr>
-          <w:p>
-            <w:r>
-              <w:rPr>
-                <w:b w:val="0"/>
-              </w:rPr>
-              <w:t>________</w:t>
-            </w:r>
-          </w:p>
-        </w:tc>
-        <w:tc>
-          <w:tcPr>
-            <w:tcW w:type="dxa" w:w="1728"/>
-          </w:tcPr>
-          <w:p>
-            <w:r>
-              <w:rPr>
-                <w:b w:val="0"/>
-              </w:rPr>
-              <w:t>말씀 묵상</w:t>
-            </w:r>
-          </w:p>
-        </w:tc>
-      </w:tr>
-      <w:tr>
-        <w:tc>
-          <w:tcPr>
-            <w:tcW w:type="dxa" w:w="1728"/>
-          </w:tcPr>
-          <w:p>
-            <w:r>
-              <w:rPr>
-                <w:b w:val="0"/>
-              </w:rPr>
-              <w:t>____:____</w:t>
-            </w:r>
-          </w:p>
-        </w:tc>
-        <w:tc>
-          <w:tcPr>
-            <w:tcW w:type="dxa" w:w="1728"/>
+            <w:tcW w:type="dxa" w:w="2880"/>
           </w:tcPr>
           <w:p>
             <w:r>
@@ -1390,42 +287,44 @@
             </w:r>
           </w:p>
         </w:tc>
+      </w:tr>
+      <w:tr>
         <w:tc>
           <w:tcPr>
-            <w:tcW w:type="dxa" w:w="1728"/>
+            <w:tcW w:type="dxa" w:w="2880"/>
+          </w:tcPr>
+          <w:p>
+            <w:r>
+              <w:rPr>
+                <w:b/>
+              </w:rPr>
+              <w:t>22:00</w:t>
+            </w:r>
+          </w:p>
+        </w:tc>
+        <w:tc>
+          <w:tcPr>
+            <w:tcW w:type="dxa" w:w="2880"/>
           </w:tcPr>
           <w:p>
             <w:r>
               <w:rPr>
                 <w:b w:val="0"/>
               </w:rPr>
-              <w:t>________</w:t>
+              <w:t>찬양 및 뜨거운 기도회</w:t>
             </w:r>
           </w:p>
         </w:tc>
         <w:tc>
           <w:tcPr>
-            <w:tcW w:type="dxa" w:w="1728"/>
+            <w:tcW w:type="dxa" w:w="2880"/>
           </w:tcPr>
           <w:p>
             <w:r>
               <w:rPr>
                 <w:b w:val="0"/>
               </w:rPr>
-              <w:t>________</w:t>
-            </w:r>
-          </w:p>
-        </w:tc>
-        <w:tc>
-          <w:tcPr>
-            <w:tcW w:type="dxa" w:w="1728"/>
-          </w:tcPr>
-          <w:p>
-            <w:r>
-              <w:rPr>
-                <w:b w:val="0"/>
-              </w:rPr>
-              <w:t>정리 및 세면</w:t>
+              <w:t>새해 결단 예배 (파송)</w:t>
             </w:r>
           </w:p>
         </w:tc>
@@ -1433,66 +332,40 @@
       <w:tr>
         <w:tc>
           <w:tcPr>
-            <w:tcW w:type="dxa" w:w="1728"/>
+            <w:tcW w:type="dxa" w:w="2880"/>
+          </w:tcPr>
+          <w:p>
+            <w:r>
+              <w:rPr>
+                <w:b/>
+              </w:rPr>
+              <w:t>23:00</w:t>
+            </w:r>
+          </w:p>
+        </w:tc>
+        <w:tc>
+          <w:tcPr>
+            <w:tcW w:type="dxa" w:w="2880"/>
           </w:tcPr>
           <w:p>
             <w:r>
               <w:rPr>
                 <w:b w:val="0"/>
               </w:rPr>
-              <w:t>____:____</w:t>
+              <w:t>그룹 나눔 / 간식 타임</w:t>
             </w:r>
           </w:p>
         </w:tc>
         <w:tc>
           <w:tcPr>
-            <w:tcW w:type="dxa" w:w="1728"/>
+            <w:tcW w:type="dxa" w:w="2880"/>
           </w:tcPr>
           <w:p>
             <w:r>
               <w:rPr>
                 <w:b w:val="0"/>
               </w:rPr>
-              <w:t>메인 세션 2</w:t>
-            </w:r>
-          </w:p>
-        </w:tc>
-        <w:tc>
-          <w:tcPr>
-            <w:tcW w:type="dxa" w:w="1728"/>
-          </w:tcPr>
-          <w:p>
-            <w:r>
-              <w:rPr>
-                <w:b w:val="0"/>
-              </w:rPr>
-              <w:t>________</w:t>
-            </w:r>
-          </w:p>
-        </w:tc>
-        <w:tc>
-          <w:tcPr>
-            <w:tcW w:type="dxa" w:w="1728"/>
-          </w:tcPr>
-          <w:p>
-            <w:r>
-              <w:rPr>
-                <w:b w:val="0"/>
-              </w:rPr>
-              <w:t>________</w:t>
-            </w:r>
-          </w:p>
-        </w:tc>
-        <w:tc>
-          <w:tcPr>
-            <w:tcW w:type="dxa" w:w="1728"/>
-          </w:tcPr>
-          <w:p>
-            <w:r>
-              <w:rPr>
-                <w:b w:val="0"/>
-              </w:rPr>
-              <w:t>공동체 활동/특강</w:t>
+              <w:t>말씀 암송 및 성찬</w:t>
             </w:r>
           </w:p>
         </w:tc>
@@ -1500,66 +373,40 @@
       <w:tr>
         <w:tc>
           <w:tcPr>
-            <w:tcW w:type="dxa" w:w="1728"/>
+            <w:tcW w:type="dxa" w:w="2880"/>
+          </w:tcPr>
+          <w:p>
+            <w:r>
+              <w:rPr>
+                <w:b/>
+              </w:rPr>
+              <w:t>23:30</w:t>
+            </w:r>
+          </w:p>
+        </w:tc>
+        <w:tc>
+          <w:tcPr>
+            <w:tcW w:type="dxa" w:w="2880"/>
           </w:tcPr>
           <w:p>
             <w:r>
               <w:rPr>
                 <w:b w:val="0"/>
               </w:rPr>
-              <w:t>____:____</w:t>
+              <w:t>송구영신 예배 준비</w:t>
             </w:r>
           </w:p>
         </w:tc>
         <w:tc>
           <w:tcPr>
-            <w:tcW w:type="dxa" w:w="1728"/>
+            <w:tcW w:type="dxa" w:w="2880"/>
           </w:tcPr>
           <w:p>
             <w:r>
               <w:rPr>
                 <w:b w:val="0"/>
               </w:rPr>
-              <w:t>폐회 예배</w:t>
-            </w:r>
-          </w:p>
-        </w:tc>
-        <w:tc>
-          <w:tcPr>
-            <w:tcW w:type="dxa" w:w="1728"/>
-          </w:tcPr>
-          <w:p>
-            <w:r>
-              <w:rPr>
-                <w:b w:val="0"/>
-              </w:rPr>
-              <w:t>________</w:t>
-            </w:r>
-          </w:p>
-        </w:tc>
-        <w:tc>
-          <w:tcPr>
-            <w:tcW w:type="dxa" w:w="1728"/>
-          </w:tcPr>
-          <w:p>
-            <w:r>
-              <w:rPr>
-                <w:b w:val="0"/>
-              </w:rPr>
-              <w:t>________</w:t>
-            </w:r>
-          </w:p>
-        </w:tc>
-        <w:tc>
-          <w:tcPr>
-            <w:tcW w:type="dxa" w:w="1728"/>
-          </w:tcPr>
-          <w:p>
-            <w:r>
-              <w:rPr>
-                <w:b w:val="0"/>
-              </w:rPr>
-              <w:t>성찬/파송</w:t>
+              <w:t>-</w:t>
             </w:r>
           </w:p>
         </w:tc>
@@ -1567,66 +414,122 @@
       <w:tr>
         <w:tc>
           <w:tcPr>
-            <w:tcW w:type="dxa" w:w="1728"/>
+            <w:tcW w:type="dxa" w:w="2880"/>
+          </w:tcPr>
+          <w:p>
+            <w:r>
+              <w:rPr>
+                <w:b/>
+              </w:rPr>
+              <w:t>24:00</w:t>
+            </w:r>
+          </w:p>
+        </w:tc>
+        <w:tc>
+          <w:tcPr>
+            <w:tcW w:type="dxa" w:w="2880"/>
           </w:tcPr>
           <w:p>
             <w:r>
               <w:rPr>
                 <w:b w:val="0"/>
               </w:rPr>
-              <w:t>____:____</w:t>
+              <w:t>송구영신 예배 (전교인)</w:t>
             </w:r>
           </w:p>
         </w:tc>
         <w:tc>
           <w:tcPr>
-            <w:tcW w:type="dxa" w:w="1728"/>
+            <w:tcW w:type="dxa" w:w="2880"/>
           </w:tcPr>
           <w:p>
             <w:r>
               <w:rPr>
                 <w:b w:val="0"/>
               </w:rPr>
-              <w:t>정리 및 귀가</w:t>
+              <w:t>귀가</w:t>
+            </w:r>
+          </w:p>
+        </w:tc>
+      </w:tr>
+      <w:tr>
+        <w:tc>
+          <w:tcPr>
+            <w:tcW w:type="dxa" w:w="2880"/>
+          </w:tcPr>
+          <w:p>
+            <w:r>
+              <w:rPr>
+                <w:b/>
+              </w:rPr>
+              <w:t>01:00</w:t>
             </w:r>
           </w:p>
         </w:tc>
         <w:tc>
           <w:tcPr>
-            <w:tcW w:type="dxa" w:w="1728"/>
+            <w:tcW w:type="dxa" w:w="2880"/>
           </w:tcPr>
           <w:p>
             <w:r>
               <w:rPr>
                 <w:b w:val="0"/>
               </w:rPr>
-              <w:t>________</w:t>
+              <w:t>새해 비전 공유 (분반)</w:t>
             </w:r>
           </w:p>
         </w:tc>
         <w:tc>
           <w:tcPr>
-            <w:tcW w:type="dxa" w:w="1728"/>
+            <w:tcW w:type="dxa" w:w="2880"/>
           </w:tcPr>
           <w:p>
             <w:r>
               <w:rPr>
                 <w:b w:val="0"/>
               </w:rPr>
-              <w:t>________</w:t>
+              <w:t>-</w:t>
+            </w:r>
+          </w:p>
+        </w:tc>
+      </w:tr>
+      <w:tr>
+        <w:tc>
+          <w:tcPr>
+            <w:tcW w:type="dxa" w:w="2880"/>
+          </w:tcPr>
+          <w:p>
+            <w:r>
+              <w:rPr>
+                <w:b/>
+              </w:rPr>
+              <w:t>02:00</w:t>
             </w:r>
           </w:p>
         </w:tc>
         <w:tc>
           <w:tcPr>
-            <w:tcW w:type="dxa" w:w="1728"/>
+            <w:tcW w:type="dxa" w:w="2880"/>
           </w:tcPr>
           <w:p>
             <w:r>
               <w:rPr>
                 <w:b w:val="0"/>
               </w:rPr>
-              <w:t>시설 정리 및 분리수거</w:t>
+              <w:t>자유 취침</w:t>
+            </w:r>
+          </w:p>
+        </w:tc>
+        <w:tc>
+          <w:tcPr>
+            <w:tcW w:type="dxa" w:w="2880"/>
+          </w:tcPr>
+          <w:p>
+            <w:r>
+              <w:rPr>
+                <w:b w:val="0"/>
+              </w:rPr>
+              <w:t>-</w:t>
             </w:r>
           </w:p>
         </w:tc>
@@ -1641,227 +544,67 @@
         <w:rPr>
           <w:b w:val="0"/>
         </w:rPr>
-        <w:t>4. [예시] 1박 2일 일정 및 프로그램 세부 구성</w:t>
+        <w:t>특별활동 (세부 프로그램)</w:t>
       </w:r>
     </w:p>
     <w:p>
-      <w:pPr>
-        <w:pStyle w:val="Heading3"/>
-      </w:pPr>
       <w:r>
         <w:rPr>
           <w:b w:val="0"/>
         </w:rPr>
-        <w:t>[첫째 날: 회개와 다짐]</w:t>
+        <w:t xml:space="preserve">1) </w:t>
       </w:r>
-    </w:p>
-    <w:p>
-      <w:pPr>
-        <w:pStyle w:val="ListBullet"/>
-      </w:pPr>
       <w:r>
         <w:rPr>
           <w:b/>
         </w:rPr>
-        <w:t>개회 예배 (________ 성경 장절)</w:t>
+        <w:t>송구영신 성찬/세족식</w:t>
       </w:r>
-    </w:p>
-    <w:p>
-      <w:pPr>
-        <w:pStyle w:val="ListBullet"/>
-      </w:pPr>
       <w:r>
         <w:rPr>
           <w:b w:val="0"/>
         </w:rPr>
-        <w:t>담당: ________ | 장소: ________ | 준비물: ________</w:t>
+        <w:t xml:space="preserve"> : 지난 한 해의 허물을 씻고 새해를 맞이하는 예식 (준비물: 확인 필요)</w:t>
       </w:r>
     </w:p>
     <w:p>
-      <w:pPr>
-        <w:pStyle w:val="ListBullet"/>
-      </w:pPr>
       <w:r>
         <w:rPr>
           <w:b w:val="0"/>
         </w:rPr>
-        <w:t>내용: 찬양 3곡, 대표기도, 말씀 선포</w:t>
+        <w:t xml:space="preserve">2) </w:t>
       </w:r>
-    </w:p>
-    <w:p>
-      <w:pPr>
-        <w:pStyle w:val="ListBullet"/>
-      </w:pPr>
       <w:r>
         <w:rPr>
           <w:b/>
         </w:rPr>
-        <w:t>메인 세션 1: 과거를 보내며</w:t>
+        <w:t>새해 비전 공유</w:t>
       </w:r>
-    </w:p>
-    <w:p>
-      <w:pPr>
-        <w:pStyle w:val="ListBullet"/>
-      </w:pPr>
       <w:r>
         <w:rPr>
           <w:b w:val="0"/>
         </w:rPr>
-        <w:t>담당: ________ | 장소: ________ | 준비물: ________</w:t>
+        <w:t xml:space="preserve"> : 학생별 1년 기도 제목 작성 및 '나에게 쓰는 편지' 보관함 넣기</w:t>
       </w:r>
     </w:p>
     <w:p>
-      <w:pPr>
-        <w:pStyle w:val="ListBullet"/>
-      </w:pPr>
       <w:r>
         <w:rPr>
           <w:b w:val="0"/>
         </w:rPr>
-        <w:t>활동: '202X년 감사와 회개의 편지' 작성 및 파쇄(소각) 의식</w:t>
+        <w:t xml:space="preserve">3) </w:t>
       </w:r>
-    </w:p>
-    <w:p>
-      <w:pPr>
-        <w:pStyle w:val="ListBullet"/>
-      </w:pPr>
       <w:r>
         <w:rPr>
           <w:b/>
         </w:rPr>
-        <w:t>송구영신 기도회</w:t>
+        <w:t>새해 결단 예배</w:t>
       </w:r>
-    </w:p>
-    <w:p>
-      <w:pPr>
-        <w:pStyle w:val="ListBullet"/>
-      </w:pPr>
       <w:r>
         <w:rPr>
           <w:b w:val="0"/>
         </w:rPr>
-        <w:t>담당: ________ | 장소: ________ | 준비물: ________</w:t>
-      </w:r>
-    </w:p>
-    <w:p>
-      <w:pPr>
-        <w:pStyle w:val="ListBullet"/>
-      </w:pPr>
-      <w:r>
-        <w:rPr>
-          <w:b w:val="0"/>
-        </w:rPr>
-        <w:t>내용: 지난 한 해 돌아보기 영상 시청 및 결단 기도</w:t>
-      </w:r>
-    </w:p>
-    <w:p>
-      <w:pPr>
-        <w:pStyle w:val="Heading3"/>
-      </w:pPr>
-      <w:r>
-        <w:rPr>
-          <w:b w:val="0"/>
-        </w:rPr>
-        <w:t>[둘째 날: 비전과 결단]</w:t>
-      </w:r>
-    </w:p>
-    <w:p>
-      <w:pPr>
-        <w:pStyle w:val="ListBullet"/>
-      </w:pPr>
-      <w:r>
-        <w:rPr>
-          <w:b/>
-        </w:rPr>
-        <w:t>새벽 경건회 (________ 성경 장절)</w:t>
-      </w:r>
-    </w:p>
-    <w:p>
-      <w:pPr>
-        <w:pStyle w:val="ListBullet"/>
-      </w:pPr>
-      <w:r>
-        <w:rPr>
-          <w:b w:val="0"/>
-        </w:rPr>
-        <w:t>담당: ________ | 장소: ________ | 준비물: ________</w:t>
-      </w:r>
-    </w:p>
-    <w:p>
-      <w:pPr>
-        <w:pStyle w:val="ListBullet"/>
-      </w:pPr>
-      <w:r>
-        <w:rPr>
-          <w:b w:val="0"/>
-        </w:rPr>
-        <w:t>주제: "새 일을 행하시는 하나님"</w:t>
-      </w:r>
-    </w:p>
-    <w:p>
-      <w:pPr>
-        <w:pStyle w:val="ListBullet"/>
-      </w:pPr>
-      <w:r>
-        <w:rPr>
-          <w:b/>
-        </w:rPr>
-        <w:t>메인 세션 2: 새해 비전 세우기</w:t>
-      </w:r>
-    </w:p>
-    <w:p>
-      <w:pPr>
-        <w:pStyle w:val="ListBullet"/>
-      </w:pPr>
-      <w:r>
-        <w:rPr>
-          <w:b w:val="0"/>
-        </w:rPr>
-        <w:t>담당: ________ | 장소: ________ | 준비물: ________</w:t>
-      </w:r>
-    </w:p>
-    <w:p>
-      <w:pPr>
-        <w:pStyle w:val="ListBullet"/>
-      </w:pPr>
-      <w:r>
-        <w:rPr>
-          <w:b w:val="0"/>
-        </w:rPr>
-        <w:t>활동: '나의 비전 보드 만들기' 혹은 '서원 기도문' 작성</w:t>
-      </w:r>
-    </w:p>
-    <w:p>
-      <w:pPr>
-        <w:pStyle w:val="ListBullet"/>
-      </w:pPr>
-      <w:r>
-        <w:rPr>
-          <w:b/>
-        </w:rPr>
-        <w:t>폐회 예배 (________ 성경 장절)</w:t>
-      </w:r>
-    </w:p>
-    <w:p>
-      <w:pPr>
-        <w:pStyle w:val="ListBullet"/>
-      </w:pPr>
-      <w:r>
-        <w:rPr>
-          <w:b w:val="0"/>
-        </w:rPr>
-        <w:t>담당: ________ | 장소: ________ | 준비물: ________</w:t>
-      </w:r>
-    </w:p>
-    <w:p>
-      <w:pPr>
-        <w:pStyle w:val="ListBullet"/>
-      </w:pPr>
-      <w:r>
-        <w:rPr>
-          <w:b w:val="0"/>
-        </w:rPr>
-        <w:t>내용: 결단 찬양 및 파송 기도</w:t>
+        <w:t xml:space="preserve"> : 첫 열매를 드리는 마음으로 신년 감사 헌금 및 교사-학생 축복 기도</w:t>
       </w:r>
     </w:p>
     <w:p>
@@ -1872,149 +615,145 @@
         <w:rPr>
           <w:b w:val="0"/>
         </w:rPr>
-        <w:t>5. 예배 및 프로그램 운영 가이드 (평신도 리더용)</w:t>
+        <w:t>준비물</w:t>
       </w:r>
     </w:p>
-    <w:p>
-      <w:pPr>
-        <w:pStyle w:val="Heading3"/>
-      </w:pPr>
-      <w:r>
-        <w:rPr>
-          <w:b w:val="0"/>
-        </w:rPr>
-        <w:t>1) 예배 인도 시 주의사항</w:t>
-      </w:r>
-    </w:p>
-    <w:p>
-      <w:pPr>
-        <w:pStyle w:val="ListBullet"/>
-      </w:pPr>
-      <w:r>
-        <w:rPr>
-          <w:b/>
-        </w:rPr>
-        <w:t>예배의 본질:</w:t>
-      </w:r>
-      <w:r>
-        <w:rPr>
-          <w:b w:val="0"/>
-        </w:rPr>
-        <w:t xml:space="preserve"> 전문 사역자가 없더라도 장로교회 예식 순서(개회-찬송-기도-성경봉독-말씀-찬송-기도-축도)를 지킨다. 축도 부분은 해당 교회의 당회장(목사)의 위임 혹은 장로가 대표기도로 대신할 수 있는지 사전에 리더·교사들이 확인한다.</w:t>
-      </w:r>
-    </w:p>
-    <w:p>
-      <w:pPr>
-        <w:pStyle w:val="ListBullet"/>
-      </w:pPr>
-      <w:r>
-        <w:rPr>
-          <w:b/>
-        </w:rPr>
-        <w:t>말씀 선포:</w:t>
-      </w:r>
-      <w:r>
-        <w:rPr>
-          <w:b w:val="0"/>
-        </w:rPr>
-        <w:t xml:space="preserve"> 리더·교사가 설교할 경우, 성경 본문의 주해보다는 체험한 은혜와 주제 성구 중심의 '간증적 메시지'를 준비한다.</w:t>
-      </w:r>
-    </w:p>
-    <w:p>
-      <w:pPr>
-        <w:pStyle w:val="Heading3"/>
-      </w:pPr>
-      <w:r>
-        <w:rPr>
-          <w:b w:val="0"/>
-        </w:rPr>
-        <w:t>2) 안전 및 위생 관리</w:t>
-      </w:r>
-    </w:p>
-    <w:p>
-      <w:pPr>
-        <w:pStyle w:val="ListBullet"/>
-      </w:pPr>
-      <w:r>
-        <w:rPr>
-          <w:b/>
-        </w:rPr>
-        <w:t>음식:</w:t>
-      </w:r>
-      <w:r>
-        <w:rPr>
-          <w:b w:val="0"/>
-        </w:rPr>
-        <w:t xml:space="preserve"> 외부 주문 시 알레르기 유무 확인. 겨울철 노로바이러스 및 식중독 주의.</w:t>
-      </w:r>
-    </w:p>
-    <w:p>
-      <w:pPr>
-        <w:pStyle w:val="ListBullet"/>
-      </w:pPr>
-      <w:r>
-        <w:rPr>
-          <w:b/>
-        </w:rPr>
-        <w:t>야간 안전:</w:t>
-      </w:r>
-      <w:r>
-        <w:rPr>
-          <w:b w:val="0"/>
-        </w:rPr>
-        <w:t xml:space="preserve"> (교회명) 내 수면 시 남녀 숙소를 확실히 분리하고, 당직 리더(인솔자) 배치.</w:t>
-      </w:r>
-    </w:p>
-    <w:p>
-      <w:pPr>
-        <w:pStyle w:val="ListBullet"/>
-      </w:pPr>
-      <w:r>
-        <w:rPr>
-          <w:b/>
-        </w:rPr>
-        <w:t>비상 연락:</w:t>
-      </w:r>
-      <w:r>
-        <w:rPr>
-          <w:b w:val="0"/>
-        </w:rPr>
-        <w:t xml:space="preserve"> (교회명) 인근 병원 연락처 및 응급처치 키트 위치 사전 숙지.</w:t>
-      </w:r>
-    </w:p>
-    <w:p>
-      <w:pPr>
-        <w:pStyle w:val="Heading3"/>
-      </w:pPr>
-      <w:r>
-        <w:rPr>
-          <w:b w:val="0"/>
-        </w:rPr>
-        <w:t>3) 소그룹 나눔 팁</w:t>
-      </w:r>
-    </w:p>
-    <w:p>
-      <w:pPr>
-        <w:pStyle w:val="ListBullet"/>
-      </w:pPr>
-      <w:r>
-        <w:rPr>
-          <w:b w:val="0"/>
-        </w:rPr>
-        <w:t>리더·교사는 구체적인 질문(예: "올 한 해 가장 힘들었던 순간은?")을 준비한다.</w:t>
-      </w:r>
-    </w:p>
-    <w:p>
-      <w:pPr>
-        <w:pStyle w:val="ListBullet"/>
-      </w:pPr>
-      <w:r>
-        <w:rPr>
-          <w:b w:val="0"/>
-        </w:rPr>
-        <w:t>소외되는 지체가 없도록 리더가 자연스럽게 질문을 던지며 소통한다.</w:t>
-      </w:r>
-    </w:p>
+    <w:tbl>
+      <w:tblPr>
+        <w:tblStyle w:val="TableGrid"/>
+        <w:tblW w:type="auto" w:w="0"/>
+        <w:tblLook w:firstColumn="1" w:firstRow="1" w:lastColumn="0" w:lastRow="0" w:noHBand="0" w:noVBand="1" w:val="04A0"/>
+      </w:tblPr>
+      <w:tblGrid>
+        <w:gridCol w:w="2880"/>
+        <w:gridCol w:w="2880"/>
+        <w:gridCol w:w="2880"/>
+      </w:tblGrid>
+      <w:tr>
+        <w:tc>
+          <w:tcPr>
+            <w:tcW w:type="dxa" w:w="2880"/>
+          </w:tcPr>
+          <w:p>
+            <w:r>
+              <w:rPr>
+                <w:b/>
+              </w:rPr>
+              <w:t>구분</w:t>
+            </w:r>
+          </w:p>
+        </w:tc>
+        <w:tc>
+          <w:tcPr>
+            <w:tcW w:type="dxa" w:w="2880"/>
+          </w:tcPr>
+          <w:p>
+            <w:r>
+              <w:rPr>
+                <w:b/>
+              </w:rPr>
+              <w:t>준비물</w:t>
+            </w:r>
+          </w:p>
+        </w:tc>
+        <w:tc>
+          <w:tcPr>
+            <w:tcW w:type="dxa" w:w="2880"/>
+          </w:tcPr>
+          <w:p>
+            <w:r>
+              <w:rPr>
+                <w:b/>
+              </w:rPr>
+              <w:t>비고</w:t>
+            </w:r>
+          </w:p>
+        </w:tc>
+      </w:tr>
+      <w:tr>
+        <w:tc>
+          <w:tcPr>
+            <w:tcW w:type="dxa" w:w="2880"/>
+          </w:tcPr>
+          <w:p>
+            <w:r>
+              <w:rPr>
+                <w:b w:val="0"/>
+              </w:rPr>
+              <w:t>개인</w:t>
+            </w:r>
+          </w:p>
+        </w:tc>
+        <w:tc>
+          <w:tcPr>
+            <w:tcW w:type="dxa" w:w="2880"/>
+          </w:tcPr>
+          <w:p>
+            <w:r>
+              <w:rPr>
+                <w:b w:val="0"/>
+              </w:rPr>
+              <w:t>세면도구, 갈아입을 옷, 성경책, 개인 필기도구</w:t>
+            </w:r>
+          </w:p>
+        </w:tc>
+        <w:tc>
+          <w:tcPr>
+            <w:tcW w:type="dxa" w:w="2880"/>
+          </w:tcPr>
+          <w:p>
+            <w:r>
+              <w:rPr>
+                <w:b w:val="0"/>
+              </w:rPr>
+              <w:t>(확인 필요)</w:t>
+            </w:r>
+          </w:p>
+        </w:tc>
+      </w:tr>
+      <w:tr>
+        <w:tc>
+          <w:tcPr>
+            <w:tcW w:type="dxa" w:w="2880"/>
+          </w:tcPr>
+          <w:p>
+            <w:r>
+              <w:rPr>
+                <w:b w:val="0"/>
+              </w:rPr>
+              <w:t>공통</w:t>
+            </w:r>
+          </w:p>
+        </w:tc>
+        <w:tc>
+          <w:tcPr>
+            <w:tcW w:type="dxa" w:w="2880"/>
+          </w:tcPr>
+          <w:p>
+            <w:r>
+              <w:rPr>
+                <w:b w:val="0"/>
+              </w:rPr>
+              <w:t>간식, 송구영신 예배 순서지, 비전 카드(양식)</w:t>
+            </w:r>
+          </w:p>
+        </w:tc>
+        <w:tc>
+          <w:tcPr>
+            <w:tcW w:type="dxa" w:w="2880"/>
+          </w:tcPr>
+          <w:p>
+            <w:r>
+              <w:rPr>
+                <w:b w:val="0"/>
+              </w:rPr>
+              <w:t>담당자 확인</w:t>
+            </w:r>
+          </w:p>
+        </w:tc>
+      </w:tr>
+    </w:tbl>
+    <w:p/>
     <w:p>
       <w:pPr>
         <w:pStyle w:val="Heading2"/>
@@ -2023,94 +762,239 @@
         <w:rPr>
           <w:b w:val="0"/>
         </w:rPr>
-        <w:t>6. 물품 체크리스트 예시</w:t>
+        <w:t>구입 목록</w:t>
       </w:r>
     </w:p>
-    <w:p>
-      <w:pPr>
-        <w:pStyle w:val="ListBullet"/>
-      </w:pPr>
-      <w:r>
-        <w:rPr>
-          <w:b w:val="0"/>
-        </w:rPr>
-        <w:t>[ ] 성경책/찬송가 (담당: ________)</w:t>
-      </w:r>
-    </w:p>
-    <w:p>
-      <w:pPr>
-        <w:pStyle w:val="ListBullet"/>
-      </w:pPr>
-      <w:r>
-        <w:rPr>
-          <w:b w:val="0"/>
-        </w:rPr>
-        <w:t>[ ] 빔프로젝터/노트북 (사전 테스트 필수)</w:t>
-      </w:r>
-    </w:p>
-    <w:p>
-      <w:pPr>
-        <w:pStyle w:val="ListBullet"/>
-      </w:pPr>
-      <w:r>
-        <w:rPr>
-          <w:b w:val="0"/>
-        </w:rPr>
-        <w:t>[ ] 멀티탭 및 여분 케이블</w:t>
-      </w:r>
-    </w:p>
-    <w:p>
-      <w:pPr>
-        <w:pStyle w:val="ListBullet"/>
-      </w:pPr>
-      <w:r>
-        <w:rPr>
-          <w:b w:val="0"/>
-        </w:rPr>
-        <w:t>[ ] 활동지/필기구</w:t>
-      </w:r>
-    </w:p>
-    <w:p>
-      <w:pPr>
-        <w:pStyle w:val="ListBullet"/>
-      </w:pPr>
-      <w:r>
-        <w:rPr>
-          <w:b w:val="0"/>
-        </w:rPr>
-        <w:t>[ ] 촛불(안전용 LED 촛불 권장)</w:t>
-      </w:r>
-    </w:p>
-    <w:p>
-      <w:pPr>
-        <w:pStyle w:val="ListBullet"/>
-      </w:pPr>
-      <w:r>
-        <w:rPr>
-          <w:b w:val="0"/>
-        </w:rPr>
-        <w:t>[ ] 상비약 (두통약, 소화제, 밴드)</w:t>
-      </w:r>
-    </w:p>
-    <w:p>
-      <w:pPr>
-        <w:pStyle w:val="ListBullet"/>
-      </w:pPr>
-      <w:r>
-        <w:rPr>
-          <w:b w:val="0"/>
-        </w:rPr>
-        <w:t>[ ] 간식 (겨울철 따뜻한 음료 등)</w:t>
-      </w:r>
-    </w:p>
-    <w:p>
-      <w:r>
-        <w:rPr>
-          <w:b w:val="0"/>
-        </w:rPr>
-        <w:t>*(본 문서는 (교회명) 상황에 맞게 자유롭게 수정하여 사용하십시오. 변경 시 행사 성격에 맞춰 내용을 추가/삭제하여 사용하시기 바랍니다.)*</w:t>
-      </w:r>
-    </w:p>
+    <w:tbl>
+      <w:tblPr>
+        <w:tblStyle w:val="TableGrid"/>
+        <w:tblW w:type="auto" w:w="0"/>
+        <w:tblLook w:firstColumn="1" w:firstRow="1" w:lastColumn="0" w:lastRow="0" w:noHBand="0" w:noVBand="1" w:val="04A0"/>
+      </w:tblPr>
+      <w:tblGrid>
+        <w:gridCol w:w="2160"/>
+        <w:gridCol w:w="2160"/>
+        <w:gridCol w:w="2160"/>
+        <w:gridCol w:w="2160"/>
+      </w:tblGrid>
+      <w:tr>
+        <w:tc>
+          <w:tcPr>
+            <w:tcW w:type="dxa" w:w="2160"/>
+          </w:tcPr>
+          <w:p>
+            <w:r>
+              <w:rPr>
+                <w:b/>
+              </w:rPr>
+              <w:t>품목</w:t>
+            </w:r>
+          </w:p>
+        </w:tc>
+        <w:tc>
+          <w:tcPr>
+            <w:tcW w:type="dxa" w:w="2160"/>
+          </w:tcPr>
+          <w:p>
+            <w:r>
+              <w:rPr>
+                <w:b/>
+              </w:rPr>
+              <w:t>수량</w:t>
+            </w:r>
+          </w:p>
+        </w:tc>
+        <w:tc>
+          <w:tcPr>
+            <w:tcW w:type="dxa" w:w="2160"/>
+          </w:tcPr>
+          <w:p>
+            <w:r>
+              <w:rPr>
+                <w:b/>
+              </w:rPr>
+              <w:t>구입처</w:t>
+            </w:r>
+          </w:p>
+        </w:tc>
+        <w:tc>
+          <w:tcPr>
+            <w:tcW w:type="dxa" w:w="2160"/>
+          </w:tcPr>
+          <w:p>
+            <w:r>
+              <w:rPr>
+                <w:b/>
+              </w:rPr>
+              <w:t>담당</w:t>
+            </w:r>
+          </w:p>
+        </w:tc>
+      </w:tr>
+      <w:tr>
+        <w:tc>
+          <w:tcPr>
+            <w:tcW w:type="dxa" w:w="2160"/>
+          </w:tcPr>
+          <w:p>
+            <w:r>
+              <w:rPr>
+                <w:b w:val="0"/>
+              </w:rPr>
+              <w:t>간식(야식)</w:t>
+            </w:r>
+          </w:p>
+        </w:tc>
+        <w:tc>
+          <w:tcPr>
+            <w:tcW w:type="dxa" w:w="2160"/>
+          </w:tcPr>
+          <w:p>
+            <w:r>
+              <w:rPr>
+                <w:b w:val="0"/>
+              </w:rPr>
+              <w:t>n세트</w:t>
+            </w:r>
+          </w:p>
+        </w:tc>
+        <w:tc>
+          <w:tcPr>
+            <w:tcW w:type="dxa" w:w="2160"/>
+          </w:tcPr>
+          <w:p>
+            <w:r>
+              <w:rPr>
+                <w:b w:val="0"/>
+              </w:rPr>
+              <w:t>마트</w:t>
+            </w:r>
+          </w:p>
+        </w:tc>
+        <w:tc>
+          <w:tcPr>
+            <w:tcW w:type="dxa" w:w="2160"/>
+          </w:tcPr>
+          <w:p>
+            <w:r>
+              <w:rPr>
+                <w:b w:val="0"/>
+              </w:rPr>
+              <w:t>________</w:t>
+            </w:r>
+          </w:p>
+        </w:tc>
+      </w:tr>
+      <w:tr>
+        <w:tc>
+          <w:tcPr>
+            <w:tcW w:type="dxa" w:w="2160"/>
+          </w:tcPr>
+          <w:p>
+            <w:r>
+              <w:rPr>
+                <w:b w:val="0"/>
+              </w:rPr>
+              <w:t>비전 카드/필기도구</w:t>
+            </w:r>
+          </w:p>
+        </w:tc>
+        <w:tc>
+          <w:tcPr>
+            <w:tcW w:type="dxa" w:w="2160"/>
+          </w:tcPr>
+          <w:p>
+            <w:r>
+              <w:rPr>
+                <w:b w:val="0"/>
+              </w:rPr>
+              <w:t>n개</w:t>
+            </w:r>
+          </w:p>
+        </w:tc>
+        <w:tc>
+          <w:tcPr>
+            <w:tcW w:type="dxa" w:w="2160"/>
+          </w:tcPr>
+          <w:p>
+            <w:r>
+              <w:rPr>
+                <w:b w:val="0"/>
+              </w:rPr>
+              <w:t>문구점</w:t>
+            </w:r>
+          </w:p>
+        </w:tc>
+        <w:tc>
+          <w:tcPr>
+            <w:tcW w:type="dxa" w:w="2160"/>
+          </w:tcPr>
+          <w:p>
+            <w:r>
+              <w:rPr>
+                <w:b w:val="0"/>
+              </w:rPr>
+              <w:t>________</w:t>
+            </w:r>
+          </w:p>
+        </w:tc>
+      </w:tr>
+      <w:tr>
+        <w:tc>
+          <w:tcPr>
+            <w:tcW w:type="dxa" w:w="2160"/>
+          </w:tcPr>
+          <w:p>
+            <w:r>
+              <w:rPr>
+                <w:b w:val="0"/>
+              </w:rPr>
+              <w:t>예배 주보 인쇄</w:t>
+            </w:r>
+          </w:p>
+        </w:tc>
+        <w:tc>
+          <w:tcPr>
+            <w:tcW w:type="dxa" w:w="2160"/>
+          </w:tcPr>
+          <w:p>
+            <w:r>
+              <w:rPr>
+                <w:b w:val="0"/>
+              </w:rPr>
+              <w:t>n매</w:t>
+            </w:r>
+          </w:p>
+        </w:tc>
+        <w:tc>
+          <w:tcPr>
+            <w:tcW w:type="dxa" w:w="2160"/>
+          </w:tcPr>
+          <w:p>
+            <w:r>
+              <w:rPr>
+                <w:b w:val="0"/>
+              </w:rPr>
+              <w:t>교회 사무실</w:t>
+            </w:r>
+          </w:p>
+        </w:tc>
+        <w:tc>
+          <w:tcPr>
+            <w:tcW w:type="dxa" w:w="2160"/>
+          </w:tcPr>
+          <w:p>
+            <w:r>
+              <w:rPr>
+                <w:b w:val="0"/>
+              </w:rPr>
+              <w:t>________</w:t>
+            </w:r>
+          </w:p>
+        </w:tc>
+      </w:tr>
+    </w:tbl>
+    <w:p/>
     <w:sectPr>
       <w:pgSz w:w="12240" w:h="15840"/>
       <w:pgMar w:top="1440" w:right="1800" w:bottom="1440" w:left="1800" w:header="720" w:footer="720" w:gutter="0"/>

--- a/docs/07_겨울수련회_일정표.docx
+++ b/docs/07_겨울수련회_일정표.docx
@@ -11,758 +11,7 @@
         <w:rPr>
           <w:b w:val="0"/>
         </w:rPr>
-        <w:t>2026년 (교회명) 겨울수련회 일정표</w:t>
-      </w:r>
-    </w:p>
-    <w:p>
-      <w:pPr>
-        <w:pStyle w:val="Heading2"/>
-      </w:pPr>
-      <w:r>
-        <w:rPr>
-          <w:b w:val="0"/>
-        </w:rPr>
-        <w:t>개요</w:t>
-      </w:r>
-    </w:p>
-    <w:p>
-      <w:pPr>
-        <w:pStyle w:val="ListBullet"/>
-      </w:pPr>
-      <w:r>
-        <w:rPr>
-          <w:b w:val="0"/>
-        </w:rPr>
-        <w:t>주제 : ________</w:t>
-      </w:r>
-    </w:p>
-    <w:p>
-      <w:pPr>
-        <w:pStyle w:val="ListBullet"/>
-      </w:pPr>
-      <w:r>
-        <w:rPr>
-          <w:b w:val="0"/>
-        </w:rPr>
-        <w:t>주제 말씀 : ________</w:t>
-      </w:r>
-    </w:p>
-    <w:p>
-      <w:pPr>
-        <w:pStyle w:val="ListBullet"/>
-      </w:pPr>
-      <w:r>
-        <w:rPr>
-          <w:b w:val="0"/>
-        </w:rPr>
-        <w:t>목적 : ________</w:t>
-      </w:r>
-    </w:p>
-    <w:p>
-      <w:pPr>
-        <w:pStyle w:val="ListBullet"/>
-      </w:pPr>
-      <w:r>
-        <w:rPr>
-          <w:b w:val="0"/>
-        </w:rPr>
-        <w:t>장소 : (교회명) 본당 및 교육관</w:t>
-      </w:r>
-    </w:p>
-    <w:p>
-      <w:pPr>
-        <w:pStyle w:val="ListBullet"/>
-      </w:pPr>
-      <w:r>
-        <w:rPr>
-          <w:b w:val="0"/>
-        </w:rPr>
-        <w:t>일시 : 2025년 12월 31일(수) ~ 2026년 1월 1일(목)</w:t>
-      </w:r>
-    </w:p>
-    <w:p>
-      <w:pPr>
-        <w:pStyle w:val="ListBullet"/>
-      </w:pPr>
-      <w:r>
-        <w:rPr>
-          <w:b w:val="0"/>
-        </w:rPr>
-        <w:t>담당 : ________</w:t>
-      </w:r>
-    </w:p>
-    <w:p>
-      <w:pPr>
-        <w:pStyle w:val="ListBullet"/>
-      </w:pPr>
-      <w:r>
-        <w:rPr>
-          <w:b w:val="0"/>
-        </w:rPr>
-        <w:t>대상 : (예상 인원 n명: 학생 n, 교사 n)</w:t>
-      </w:r>
-    </w:p>
-    <w:p>
-      <w:pPr>
-        <w:pStyle w:val="Heading2"/>
-      </w:pPr>
-      <w:r>
-        <w:rPr>
-          <w:b w:val="0"/>
-        </w:rPr>
-        <w:t>시간표</w:t>
-      </w:r>
-    </w:p>
-    <w:tbl>
-      <w:tblPr>
-        <w:tblStyle w:val="TableGrid"/>
-        <w:tblW w:type="auto" w:w="0"/>
-        <w:tblLook w:firstColumn="1" w:firstRow="1" w:lastColumn="0" w:lastRow="0" w:noHBand="0" w:noVBand="1" w:val="04A0"/>
-      </w:tblPr>
-      <w:tblGrid>
-        <w:gridCol w:w="2880"/>
-        <w:gridCol w:w="2880"/>
-        <w:gridCol w:w="2880"/>
-      </w:tblGrid>
-      <w:tr>
-        <w:tc>
-          <w:tcPr>
-            <w:tcW w:type="dxa" w:w="2880"/>
-          </w:tcPr>
-          <w:p>
-            <w:r>
-              <w:rPr>
-                <w:b/>
-              </w:rPr>
-              <w:t>시간</w:t>
-            </w:r>
-          </w:p>
-        </w:tc>
-        <w:tc>
-          <w:tcPr>
-            <w:tcW w:type="dxa" w:w="2880"/>
-          </w:tcPr>
-          <w:p>
-            <w:r>
-              <w:rPr>
-                <w:b/>
-              </w:rPr>
-              <w:t>12월 31일 (1일차)</w:t>
-            </w:r>
-          </w:p>
-        </w:tc>
-        <w:tc>
-          <w:tcPr>
-            <w:tcW w:type="dxa" w:w="2880"/>
-          </w:tcPr>
-          <w:p>
-            <w:r>
-              <w:rPr>
-                <w:b/>
-              </w:rPr>
-              <w:t>1월 1일 (2일차)</w:t>
-            </w:r>
-          </w:p>
-        </w:tc>
-      </w:tr>
-      <w:tr>
-        <w:tc>
-          <w:tcPr>
-            <w:tcW w:type="dxa" w:w="2880"/>
-          </w:tcPr>
-          <w:p>
-            <w:r>
-              <w:rPr>
-                <w:b/>
-              </w:rPr>
-              <w:t>19:00</w:t>
-            </w:r>
-          </w:p>
-        </w:tc>
-        <w:tc>
-          <w:tcPr>
-            <w:tcW w:type="dxa" w:w="2880"/>
-          </w:tcPr>
-          <w:p>
-            <w:r>
-              <w:rPr>
-                <w:b w:val="0"/>
-              </w:rPr>
-              <w:t>등록 및 오리엔테이션</w:t>
-            </w:r>
-          </w:p>
-        </w:tc>
-        <w:tc>
-          <w:tcPr>
-            <w:tcW w:type="dxa" w:w="2880"/>
-          </w:tcPr>
-          <w:p>
-            <w:r>
-              <w:rPr>
-                <w:b w:val="0"/>
-              </w:rPr>
-              <w:t>기상 및 정리</w:t>
-            </w:r>
-          </w:p>
-        </w:tc>
-      </w:tr>
-      <w:tr>
-        <w:tc>
-          <w:tcPr>
-            <w:tcW w:type="dxa" w:w="2880"/>
-          </w:tcPr>
-          <w:p>
-            <w:r>
-              <w:rPr>
-                <w:b/>
-              </w:rPr>
-              <w:t>20:00</w:t>
-            </w:r>
-          </w:p>
-        </w:tc>
-        <w:tc>
-          <w:tcPr>
-            <w:tcW w:type="dxa" w:w="2880"/>
-          </w:tcPr>
-          <w:p>
-            <w:r>
-              <w:rPr>
-                <w:b w:val="0"/>
-              </w:rPr>
-              <w:t>개회예배 (주제 말씀)</w:t>
-            </w:r>
-          </w:p>
-        </w:tc>
-        <w:tc>
-          <w:tcPr>
-            <w:tcW w:type="dxa" w:w="2880"/>
-          </w:tcPr>
-          <w:p>
-            <w:r>
-              <w:rPr>
-                <w:b w:val="0"/>
-              </w:rPr>
-              <w:t>아침 묵상</w:t>
-            </w:r>
-          </w:p>
-        </w:tc>
-      </w:tr>
-      <w:tr>
-        <w:tc>
-          <w:tcPr>
-            <w:tcW w:type="dxa" w:w="2880"/>
-          </w:tcPr>
-          <w:p>
-            <w:r>
-              <w:rPr>
-                <w:b/>
-              </w:rPr>
-              <w:t>21:00</w:t>
-            </w:r>
-          </w:p>
-        </w:tc>
-        <w:tc>
-          <w:tcPr>
-            <w:tcW w:type="dxa" w:w="2880"/>
-          </w:tcPr>
-          <w:p>
-            <w:r>
-              <w:rPr>
-                <w:b w:val="0"/>
-              </w:rPr>
-              <w:t>아이스브레이킹 / 친교</w:t>
-            </w:r>
-          </w:p>
-        </w:tc>
-        <w:tc>
-          <w:tcPr>
-            <w:tcW w:type="dxa" w:w="2880"/>
-          </w:tcPr>
-          <w:p>
-            <w:r>
-              <w:rPr>
-                <w:b w:val="0"/>
-              </w:rPr>
-              <w:t>아침 식사</w:t>
-            </w:r>
-          </w:p>
-        </w:tc>
-      </w:tr>
-      <w:tr>
-        <w:tc>
-          <w:tcPr>
-            <w:tcW w:type="dxa" w:w="2880"/>
-          </w:tcPr>
-          <w:p>
-            <w:r>
-              <w:rPr>
-                <w:b/>
-              </w:rPr>
-              <w:t>22:00</w:t>
-            </w:r>
-          </w:p>
-        </w:tc>
-        <w:tc>
-          <w:tcPr>
-            <w:tcW w:type="dxa" w:w="2880"/>
-          </w:tcPr>
-          <w:p>
-            <w:r>
-              <w:rPr>
-                <w:b w:val="0"/>
-              </w:rPr>
-              <w:t>찬양 및 뜨거운 기도회</w:t>
-            </w:r>
-          </w:p>
-        </w:tc>
-        <w:tc>
-          <w:tcPr>
-            <w:tcW w:type="dxa" w:w="2880"/>
-          </w:tcPr>
-          <w:p>
-            <w:r>
-              <w:rPr>
-                <w:b w:val="0"/>
-              </w:rPr>
-              <w:t>새해 결단 예배 (파송)</w:t>
-            </w:r>
-          </w:p>
-        </w:tc>
-      </w:tr>
-      <w:tr>
-        <w:tc>
-          <w:tcPr>
-            <w:tcW w:type="dxa" w:w="2880"/>
-          </w:tcPr>
-          <w:p>
-            <w:r>
-              <w:rPr>
-                <w:b/>
-              </w:rPr>
-              <w:t>23:00</w:t>
-            </w:r>
-          </w:p>
-        </w:tc>
-        <w:tc>
-          <w:tcPr>
-            <w:tcW w:type="dxa" w:w="2880"/>
-          </w:tcPr>
-          <w:p>
-            <w:r>
-              <w:rPr>
-                <w:b w:val="0"/>
-              </w:rPr>
-              <w:t>그룹 나눔 / 간식 타임</w:t>
-            </w:r>
-          </w:p>
-        </w:tc>
-        <w:tc>
-          <w:tcPr>
-            <w:tcW w:type="dxa" w:w="2880"/>
-          </w:tcPr>
-          <w:p>
-            <w:r>
-              <w:rPr>
-                <w:b w:val="0"/>
-              </w:rPr>
-              <w:t>말씀 암송 및 성찬</w:t>
-            </w:r>
-          </w:p>
-        </w:tc>
-      </w:tr>
-      <w:tr>
-        <w:tc>
-          <w:tcPr>
-            <w:tcW w:type="dxa" w:w="2880"/>
-          </w:tcPr>
-          <w:p>
-            <w:r>
-              <w:rPr>
-                <w:b/>
-              </w:rPr>
-              <w:t>23:30</w:t>
-            </w:r>
-          </w:p>
-        </w:tc>
-        <w:tc>
-          <w:tcPr>
-            <w:tcW w:type="dxa" w:w="2880"/>
-          </w:tcPr>
-          <w:p>
-            <w:r>
-              <w:rPr>
-                <w:b w:val="0"/>
-              </w:rPr>
-              <w:t>송구영신 예배 준비</w:t>
-            </w:r>
-          </w:p>
-        </w:tc>
-        <w:tc>
-          <w:tcPr>
-            <w:tcW w:type="dxa" w:w="2880"/>
-          </w:tcPr>
-          <w:p>
-            <w:r>
-              <w:rPr>
-                <w:b w:val="0"/>
-              </w:rPr>
-              <w:t>-</w:t>
-            </w:r>
-          </w:p>
-        </w:tc>
-      </w:tr>
-      <w:tr>
-        <w:tc>
-          <w:tcPr>
-            <w:tcW w:type="dxa" w:w="2880"/>
-          </w:tcPr>
-          <w:p>
-            <w:r>
-              <w:rPr>
-                <w:b/>
-              </w:rPr>
-              <w:t>24:00</w:t>
-            </w:r>
-          </w:p>
-        </w:tc>
-        <w:tc>
-          <w:tcPr>
-            <w:tcW w:type="dxa" w:w="2880"/>
-          </w:tcPr>
-          <w:p>
-            <w:r>
-              <w:rPr>
-                <w:b w:val="0"/>
-              </w:rPr>
-              <w:t>송구영신 예배 (전교인)</w:t>
-            </w:r>
-          </w:p>
-        </w:tc>
-        <w:tc>
-          <w:tcPr>
-            <w:tcW w:type="dxa" w:w="2880"/>
-          </w:tcPr>
-          <w:p>
-            <w:r>
-              <w:rPr>
-                <w:b w:val="0"/>
-              </w:rPr>
-              <w:t>귀가</w:t>
-            </w:r>
-          </w:p>
-        </w:tc>
-      </w:tr>
-      <w:tr>
-        <w:tc>
-          <w:tcPr>
-            <w:tcW w:type="dxa" w:w="2880"/>
-          </w:tcPr>
-          <w:p>
-            <w:r>
-              <w:rPr>
-                <w:b/>
-              </w:rPr>
-              <w:t>01:00</w:t>
-            </w:r>
-          </w:p>
-        </w:tc>
-        <w:tc>
-          <w:tcPr>
-            <w:tcW w:type="dxa" w:w="2880"/>
-          </w:tcPr>
-          <w:p>
-            <w:r>
-              <w:rPr>
-                <w:b w:val="0"/>
-              </w:rPr>
-              <w:t>새해 비전 공유 (분반)</w:t>
-            </w:r>
-          </w:p>
-        </w:tc>
-        <w:tc>
-          <w:tcPr>
-            <w:tcW w:type="dxa" w:w="2880"/>
-          </w:tcPr>
-          <w:p>
-            <w:r>
-              <w:rPr>
-                <w:b w:val="0"/>
-              </w:rPr>
-              <w:t>-</w:t>
-            </w:r>
-          </w:p>
-        </w:tc>
-      </w:tr>
-      <w:tr>
-        <w:tc>
-          <w:tcPr>
-            <w:tcW w:type="dxa" w:w="2880"/>
-          </w:tcPr>
-          <w:p>
-            <w:r>
-              <w:rPr>
-                <w:b/>
-              </w:rPr>
-              <w:t>02:00</w:t>
-            </w:r>
-          </w:p>
-        </w:tc>
-        <w:tc>
-          <w:tcPr>
-            <w:tcW w:type="dxa" w:w="2880"/>
-          </w:tcPr>
-          <w:p>
-            <w:r>
-              <w:rPr>
-                <w:b w:val="0"/>
-              </w:rPr>
-              <w:t>자유 취침</w:t>
-            </w:r>
-          </w:p>
-        </w:tc>
-        <w:tc>
-          <w:tcPr>
-            <w:tcW w:type="dxa" w:w="2880"/>
-          </w:tcPr>
-          <w:p>
-            <w:r>
-              <w:rPr>
-                <w:b w:val="0"/>
-              </w:rPr>
-              <w:t>-</w:t>
-            </w:r>
-          </w:p>
-        </w:tc>
-      </w:tr>
-    </w:tbl>
-    <w:p/>
-    <w:p>
-      <w:pPr>
-        <w:pStyle w:val="Heading2"/>
-      </w:pPr>
-      <w:r>
-        <w:rPr>
-          <w:b w:val="0"/>
-        </w:rPr>
-        <w:t>특별활동 (세부 프로그램)</w:t>
-      </w:r>
-    </w:p>
-    <w:p>
-      <w:r>
-        <w:rPr>
-          <w:b w:val="0"/>
-        </w:rPr>
-        <w:t xml:space="preserve">1) </w:t>
-      </w:r>
-      <w:r>
-        <w:rPr>
-          <w:b/>
-        </w:rPr>
-        <w:t>송구영신 성찬/세족식</w:t>
-      </w:r>
-      <w:r>
-        <w:rPr>
-          <w:b w:val="0"/>
-        </w:rPr>
-        <w:t xml:space="preserve"> : 지난 한 해의 허물을 씻고 새해를 맞이하는 예식 (준비물: 확인 필요)</w:t>
-      </w:r>
-    </w:p>
-    <w:p>
-      <w:r>
-        <w:rPr>
-          <w:b w:val="0"/>
-        </w:rPr>
-        <w:t xml:space="preserve">2) </w:t>
-      </w:r>
-      <w:r>
-        <w:rPr>
-          <w:b/>
-        </w:rPr>
-        <w:t>새해 비전 공유</w:t>
-      </w:r>
-      <w:r>
-        <w:rPr>
-          <w:b w:val="0"/>
-        </w:rPr>
-        <w:t xml:space="preserve"> : 학생별 1년 기도 제목 작성 및 '나에게 쓰는 편지' 보관함 넣기</w:t>
-      </w:r>
-    </w:p>
-    <w:p>
-      <w:r>
-        <w:rPr>
-          <w:b w:val="0"/>
-        </w:rPr>
-        <w:t xml:space="preserve">3) </w:t>
-      </w:r>
-      <w:r>
-        <w:rPr>
-          <w:b/>
-        </w:rPr>
-        <w:t>새해 결단 예배</w:t>
-      </w:r>
-      <w:r>
-        <w:rPr>
-          <w:b w:val="0"/>
-        </w:rPr>
-        <w:t xml:space="preserve"> : 첫 열매를 드리는 마음으로 신년 감사 헌금 및 교사-학생 축복 기도</w:t>
-      </w:r>
-    </w:p>
-    <w:p>
-      <w:pPr>
-        <w:pStyle w:val="Heading2"/>
-      </w:pPr>
-      <w:r>
-        <w:rPr>
-          <w:b w:val="0"/>
-        </w:rPr>
-        <w:t>준비물</w:t>
-      </w:r>
-    </w:p>
-    <w:tbl>
-      <w:tblPr>
-        <w:tblStyle w:val="TableGrid"/>
-        <w:tblW w:type="auto" w:w="0"/>
-        <w:tblLook w:firstColumn="1" w:firstRow="1" w:lastColumn="0" w:lastRow="0" w:noHBand="0" w:noVBand="1" w:val="04A0"/>
-      </w:tblPr>
-      <w:tblGrid>
-        <w:gridCol w:w="2880"/>
-        <w:gridCol w:w="2880"/>
-        <w:gridCol w:w="2880"/>
-      </w:tblGrid>
-      <w:tr>
-        <w:tc>
-          <w:tcPr>
-            <w:tcW w:type="dxa" w:w="2880"/>
-          </w:tcPr>
-          <w:p>
-            <w:r>
-              <w:rPr>
-                <w:b/>
-              </w:rPr>
-              <w:t>구분</w:t>
-            </w:r>
-          </w:p>
-        </w:tc>
-        <w:tc>
-          <w:tcPr>
-            <w:tcW w:type="dxa" w:w="2880"/>
-          </w:tcPr>
-          <w:p>
-            <w:r>
-              <w:rPr>
-                <w:b/>
-              </w:rPr>
-              <w:t>준비물</w:t>
-            </w:r>
-          </w:p>
-        </w:tc>
-        <w:tc>
-          <w:tcPr>
-            <w:tcW w:type="dxa" w:w="2880"/>
-          </w:tcPr>
-          <w:p>
-            <w:r>
-              <w:rPr>
-                <w:b/>
-              </w:rPr>
-              <w:t>비고</w:t>
-            </w:r>
-          </w:p>
-        </w:tc>
-      </w:tr>
-      <w:tr>
-        <w:tc>
-          <w:tcPr>
-            <w:tcW w:type="dxa" w:w="2880"/>
-          </w:tcPr>
-          <w:p>
-            <w:r>
-              <w:rPr>
-                <w:b w:val="0"/>
-              </w:rPr>
-              <w:t>개인</w:t>
-            </w:r>
-          </w:p>
-        </w:tc>
-        <w:tc>
-          <w:tcPr>
-            <w:tcW w:type="dxa" w:w="2880"/>
-          </w:tcPr>
-          <w:p>
-            <w:r>
-              <w:rPr>
-                <w:b w:val="0"/>
-              </w:rPr>
-              <w:t>세면도구, 갈아입을 옷, 성경책, 개인 필기도구</w:t>
-            </w:r>
-          </w:p>
-        </w:tc>
-        <w:tc>
-          <w:tcPr>
-            <w:tcW w:type="dxa" w:w="2880"/>
-          </w:tcPr>
-          <w:p>
-            <w:r>
-              <w:rPr>
-                <w:b w:val="0"/>
-              </w:rPr>
-              <w:t>(확인 필요)</w:t>
-            </w:r>
-          </w:p>
-        </w:tc>
-      </w:tr>
-      <w:tr>
-        <w:tc>
-          <w:tcPr>
-            <w:tcW w:type="dxa" w:w="2880"/>
-          </w:tcPr>
-          <w:p>
-            <w:r>
-              <w:rPr>
-                <w:b w:val="0"/>
-              </w:rPr>
-              <w:t>공통</w:t>
-            </w:r>
-          </w:p>
-        </w:tc>
-        <w:tc>
-          <w:tcPr>
-            <w:tcW w:type="dxa" w:w="2880"/>
-          </w:tcPr>
-          <w:p>
-            <w:r>
-              <w:rPr>
-                <w:b w:val="0"/>
-              </w:rPr>
-              <w:t>간식, 송구영신 예배 순서지, 비전 카드(양식)</w:t>
-            </w:r>
-          </w:p>
-        </w:tc>
-        <w:tc>
-          <w:tcPr>
-            <w:tcW w:type="dxa" w:w="2880"/>
-          </w:tcPr>
-          <w:p>
-            <w:r>
-              <w:rPr>
-                <w:b w:val="0"/>
-              </w:rPr>
-              <w:t>담당자 확인</w:t>
-            </w:r>
-          </w:p>
-        </w:tc>
-      </w:tr>
-    </w:tbl>
-    <w:p/>
-    <w:p>
-      <w:pPr>
-        <w:pStyle w:val="Heading2"/>
-      </w:pPr>
-      <w:r>
-        <w:rPr>
-          <w:b w:val="0"/>
-        </w:rPr>
-        <w:t>구입 목록</w:t>
+        <w:t>2026년 (교회명) (부서명) 겨울수련회 시간별 일정 안내</w:t>
       </w:r>
     </w:p>
     <w:tbl>
@@ -787,7 +36,7 @@
               <w:rPr>
                 <w:b/>
               </w:rPr>
-              <w:t>품목</w:t>
+              <w:t>작성일</w:t>
             </w:r>
           </w:p>
         </w:tc>
@@ -800,7 +49,7 @@
               <w:rPr>
                 <w:b/>
               </w:rPr>
-              <w:t>수량</w:t>
+              <w:t>작성자</w:t>
             </w:r>
           </w:p>
         </w:tc>
@@ -813,7 +62,7 @@
               <w:rPr>
                 <w:b/>
               </w:rPr>
-              <w:t>구입처</w:t>
+              <w:t>부서</w:t>
             </w:r>
           </w:p>
         </w:tc>
@@ -826,7 +75,7 @@
               <w:rPr>
                 <w:b/>
               </w:rPr>
-              <w:t>담당</w:t>
+              <w:t>문서 상태(초안/확정)</w:t>
             </w:r>
           </w:p>
         </w:tc>
@@ -841,33 +90,7 @@
               <w:rPr>
                 <w:b w:val="0"/>
               </w:rPr>
-              <w:t>간식(야식)</w:t>
-            </w:r>
-          </w:p>
-        </w:tc>
-        <w:tc>
-          <w:tcPr>
-            <w:tcW w:type="dxa" w:w="2160"/>
-          </w:tcPr>
-          <w:p>
-            <w:r>
-              <w:rPr>
-                <w:b w:val="0"/>
-              </w:rPr>
-              <w:t>n세트</w:t>
-            </w:r>
-          </w:p>
-        </w:tc>
-        <w:tc>
-          <w:tcPr>
-            <w:tcW w:type="dxa" w:w="2160"/>
-          </w:tcPr>
-          <w:p>
-            <w:r>
-              <w:rPr>
-                <w:b w:val="0"/>
-              </w:rPr>
-              <w:t>마트</w:t>
+              <w:t>2026. 10. 24.(토)</w:t>
             </w:r>
           </w:p>
         </w:tc>
@@ -884,8 +107,6 @@
             </w:r>
           </w:p>
         </w:tc>
-      </w:tr>
-      <w:tr>
         <w:tc>
           <w:tcPr>
             <w:tcW w:type="dxa" w:w="2160"/>
@@ -895,7 +116,7 @@
               <w:rPr>
                 <w:b w:val="0"/>
               </w:rPr>
-              <w:t>비전 카드/필기도구</w:t>
+              <w:t>(부서명)</w:t>
             </w:r>
           </w:p>
         </w:tc>
@@ -908,26 +129,862 @@
               <w:rPr>
                 <w:b w:val="0"/>
               </w:rPr>
-              <w:t>n개</w:t>
+              <w:t>초안</w:t>
+            </w:r>
+          </w:p>
+        </w:tc>
+      </w:tr>
+    </w:tbl>
+    <w:p/>
+    <w:p>
+      <w:pPr>
+        <w:pStyle w:val="ListNumber"/>
+      </w:pPr>
+      <w:r>
+        <w:rPr>
+          <w:b w:val="0"/>
+        </w:rPr>
+        <w:t>사용 및 작성 기준</w:t>
+      </w:r>
+    </w:p>
+    <w:p>
+      <w:r>
+        <w:rPr>
+          <w:b w:val="0"/>
+        </w:rPr>
+        <w:t>가. 본 서식은 실내 중심의 1박 2일 겨울수련회 일정 작성용이며, 양식과 작성 예시로 구성합니다.</w:t>
+      </w:r>
+    </w:p>
+    <w:p>
+      <w:r>
+        <w:rPr>
+          <w:b w:val="0"/>
+        </w:rPr>
+        <w:t>나. 예시의 일정·장소·담당 역할은 실제 운영 여건에 따라 조정합니다. 교회 송구영신예배 시간과 숙박 공간 사용 가능 여부는 사전에 확인합니다(확인 필요).</w:t>
+      </w:r>
+    </w:p>
+    <w:p>
+      <w:r>
+        <w:rPr>
+          <w:b w:val="0"/>
+        </w:rPr>
+        <w:t>다. 각 순서의 담당자는 실제 담당자로 지정하며, 표의 종료 시각을 해당 순서의 이행 기한으로 적용합니다.</w:t>
+      </w:r>
+    </w:p>
+    <w:p>
+      <w:r>
+        <w:rPr>
+          <w:b w:val="0"/>
+        </w:rPr>
+        <w:t>라. 참가자 연락처·건강 관련 사항은 공개 일정표에 기재하지 않고 별도 신청서·회신서로 관리합니다.</w:t>
+      </w:r>
+    </w:p>
+    <w:p>
+      <w:pPr>
+        <w:pStyle w:val="ListNumber"/>
+      </w:pPr>
+      <w:r>
+        <w:rPr>
+          <w:b w:val="0"/>
+        </w:rPr>
+        <w:t>시간별 일정표 양식</w:t>
+      </w:r>
+    </w:p>
+    <w:p>
+      <w:r>
+        <w:rPr>
+          <w:b w:val="0"/>
+        </w:rPr>
+        <w:t>가. 기본 사항</w:t>
+      </w:r>
+    </w:p>
+    <w:p>
+      <w:r>
+        <w:rPr>
+          <w:b w:val="0"/>
+        </w:rPr>
+        <w:t>| 구분 | 내용 |</w:t>
+      </w:r>
+    </w:p>
+    <w:p>
+      <w:r>
+        <w:rPr>
+          <w:b w:val="0"/>
+        </w:rPr>
+        <w:t>|---|---|</w:t>
+      </w:r>
+    </w:p>
+    <w:p>
+      <w:r>
+        <w:rPr>
+          <w:b w:val="0"/>
+        </w:rPr>
+        <w:t>| 행사명 | ________ |</w:t>
+      </w:r>
+    </w:p>
+    <w:p>
+      <w:r>
+        <w:rPr>
+          <w:b w:val="0"/>
+        </w:rPr>
+        <w:t>| 주제 | ________ |</w:t>
+      </w:r>
+    </w:p>
+    <w:p>
+      <w:r>
+        <w:rPr>
+          <w:b w:val="0"/>
+        </w:rPr>
+        <w:t>| 주제 말씀 | ________ |</w:t>
+      </w:r>
+    </w:p>
+    <w:p>
+      <w:r>
+        <w:rPr>
+          <w:b w:val="0"/>
+        </w:rPr>
+        <w:t>| 일시 | ________ ~ ________ |</w:t>
+      </w:r>
+    </w:p>
+    <w:p>
+      <w:r>
+        <w:rPr>
+          <w:b w:val="0"/>
+        </w:rPr>
+        <w:t>| 장소 | ________ |</w:t>
+      </w:r>
+    </w:p>
+    <w:p>
+      <w:r>
+        <w:rPr>
+          <w:b w:val="0"/>
+        </w:rPr>
+        <w:t>| 대상·인원 | ________ / ________명 |</w:t>
+      </w:r>
+    </w:p>
+    <w:p>
+      <w:r>
+        <w:rPr>
+          <w:b w:val="0"/>
+        </w:rPr>
+        <w:t>| 주관 | (교회명) (부서명) |</w:t>
+      </w:r>
+    </w:p>
+    <w:p>
+      <w:r>
+        <w:rPr>
+          <w:b w:val="0"/>
+        </w:rPr>
+        <w:t>| 총괄 담당 | ________ |</w:t>
+      </w:r>
+    </w:p>
+    <w:p>
+      <w:r>
+        <w:rPr>
+          <w:b w:val="0"/>
+        </w:rPr>
+        <w:t>| 신앙적 목적 | ________ |</w:t>
+      </w:r>
+    </w:p>
+    <w:p>
+      <w:r>
+        <w:rPr>
+          <w:b w:val="0"/>
+        </w:rPr>
+        <w:t>| 확인 가능한 결과 | ________ |</w:t>
+      </w:r>
+    </w:p>
+    <w:p>
+      <w:r>
+        <w:rPr>
+          <w:b w:val="0"/>
+        </w:rPr>
+        <w:t>| 교회 공동예배 연계 여부 | ________(확인 필요) |</w:t>
+      </w:r>
+    </w:p>
+    <w:p>
+      <w:r>
+        <w:rPr>
+          <w:b w:val="0"/>
+        </w:rPr>
+        <w:t>나. 시간별 일정</w:t>
+      </w:r>
+    </w:p>
+    <w:p>
+      <w:r>
+        <w:rPr>
+          <w:b w:val="0"/>
+        </w:rPr>
+        <w:t>| 일자 | 시간 | 순서 | 주요 내용·준비사항 | 장소 | 담당자 | 이행 기한 |</w:t>
+      </w:r>
+    </w:p>
+    <w:p>
+      <w:r>
+        <w:rPr>
+          <w:b w:val="0"/>
+        </w:rPr>
+        <w:t>|---|---|---|---|---|---|---|</w:t>
+      </w:r>
+    </w:p>
+    <w:p>
+      <w:r>
+        <w:rPr>
+          <w:b w:val="0"/>
+        </w:rPr>
+        <w:t>| ________ | ________ ~ ________ | 접수·안전 안내 | 출석 확인, 생활수칙·대피로 안내 | ________ | ________ | ________ |</w:t>
+      </w:r>
+    </w:p>
+    <w:p>
+      <w:r>
+        <w:rPr>
+          <w:b w:val="0"/>
+        </w:rPr>
+        <w:t>| ________ | ________ ~ ________ | 개회예배 | 찬양, 말씀, 기도 | ________ | ________ | ________ |</w:t>
+      </w:r>
+    </w:p>
+    <w:p>
+      <w:r>
+        <w:rPr>
+          <w:b w:val="0"/>
+        </w:rPr>
+        <w:t>| ________ | ________ ~ ________ | 실내 공동체 활동 | 관계 형성, 협력 활동 | ________ | ________ | ________ |</w:t>
+      </w:r>
+    </w:p>
+    <w:p>
+      <w:r>
+        <w:rPr>
+          <w:b w:val="0"/>
+        </w:rPr>
+        <w:t>| ________ | ________ ~ ________ | 식사·휴식 | 식사, 정리, 휴식 | ________ | ________ | ________ |</w:t>
+      </w:r>
+    </w:p>
+    <w:p>
+      <w:r>
+        <w:rPr>
+          <w:b w:val="0"/>
+        </w:rPr>
+        <w:t>| ________ | ________ ~ ________ | 말씀 나눔 | 주제 말씀 묵상, 소그룹 나눔 | ________ | ________ | ________ |</w:t>
+      </w:r>
+    </w:p>
+    <w:p>
+      <w:r>
+        <w:rPr>
+          <w:b w:val="0"/>
+        </w:rPr>
+        <w:t>| ________ | ________ ~ ________ | 한 해 돌아보기 | 감사와 회개의 제목 기록 | ________ | ________ | ________ |</w:t>
+      </w:r>
+    </w:p>
+    <w:p>
+      <w:r>
+        <w:rPr>
+          <w:b w:val="0"/>
+        </w:rPr>
+        <w:t>| ________ | ________ ~ ________ | 송구영신예배 | 교회 공동예배 참여 또는 부서 예배 | ________ | ________ | ________ |</w:t>
+      </w:r>
+    </w:p>
+    <w:p>
+      <w:r>
+        <w:rPr>
+          <w:b w:val="0"/>
+        </w:rPr>
+        <w:t>| ________ | ________ ~ ________ | 새해 결단 | 실천 과제 작성, 축복기도 | ________ | ________ | ________ |</w:t>
+      </w:r>
+    </w:p>
+    <w:p>
+      <w:r>
+        <w:rPr>
+          <w:b w:val="0"/>
+        </w:rPr>
+        <w:t>| ________ | ________ ~ ________ | 취침·생활지도 | 인원 확인, 소등, 야간 연락체계 운영 | ________ | ________ | ________ |</w:t>
+      </w:r>
+    </w:p>
+    <w:p>
+      <w:r>
+        <w:rPr>
+          <w:b w:val="0"/>
+        </w:rPr>
+        <w:t>| ________ | ________ ~ ________ | 기상·아침 식사 | 건강 상태 확인, 식사, 정리 | ________ | ________ | ________ |</w:t>
+      </w:r>
+    </w:p>
+    <w:p>
+      <w:r>
+        <w:rPr>
+          <w:b w:val="0"/>
+        </w:rPr>
+        <w:t>| ________ | ________ ~ ________ | 마침예배·평가 | 결단 나눔, 참여 소감 작성 | ________ | ________ | ________ |</w:t>
+      </w:r>
+    </w:p>
+    <w:p>
+      <w:r>
+        <w:rPr>
+          <w:b w:val="0"/>
+        </w:rPr>
+        <w:t>| ________ | ________ ~ ________ | 정리·귀가 | 시설 점검, 인계·귀가 확인 | ________ | ________ | ________ |</w:t>
+      </w:r>
+    </w:p>
+    <w:p>
+      <w:pPr>
+        <w:pStyle w:val="ListNumber"/>
+      </w:pPr>
+      <w:r>
+        <w:rPr>
+          <w:b w:val="0"/>
+        </w:rPr>
+        <w:t>시간별 일정표 작성 예시</w:t>
+      </w:r>
+    </w:p>
+    <w:p>
+      <w:r>
+        <w:rPr>
+          <w:b w:val="0"/>
+        </w:rPr>
+        <w:t>가. 기본 사항</w:t>
+      </w:r>
+    </w:p>
+    <w:p>
+      <w:r>
+        <w:rPr>
+          <w:b w:val="0"/>
+        </w:rPr>
+        <w:t>| 구분 | 내용 |</w:t>
+      </w:r>
+    </w:p>
+    <w:p>
+      <w:r>
+        <w:rPr>
+          <w:b w:val="0"/>
+        </w:rPr>
+        <w:t>|---|---|</w:t>
+      </w:r>
+    </w:p>
+    <w:p>
+      <w:r>
+        <w:rPr>
+          <w:b w:val="0"/>
+        </w:rPr>
+        <w:t>| 행사명 | 겨울수련회 |</w:t>
+      </w:r>
+    </w:p>
+    <w:p>
+      <w:r>
+        <w:rPr>
+          <w:b w:val="0"/>
+        </w:rPr>
+        <w:t>| 주제 | 말씀으로 돌아보고, 믿음으로 시작합니다 |</w:t>
+      </w:r>
+    </w:p>
+    <w:p>
+      <w:r>
+        <w:rPr>
+          <w:b w:val="0"/>
+        </w:rPr>
+        <w:t>| 주제 말씀 | 디모데전서 4:12 |</w:t>
+      </w:r>
+    </w:p>
+    <w:p>
+      <w:r>
+        <w:rPr>
+          <w:b w:val="0"/>
+        </w:rPr>
+        <w:t>| 일시 | 2026. 12. 31.(목) 17:00 ~ 2027. 1. 1.(금) 10:00 |</w:t>
+      </w:r>
+    </w:p>
+    <w:p>
+      <w:r>
+        <w:rPr>
+          <w:b w:val="0"/>
+        </w:rPr>
+        <w:t>| 장소 | (교회명) 교육실·예배실·지정 숙박 공간(사용 가능 여부 확인 필요) |</w:t>
+      </w:r>
+    </w:p>
+    <w:p>
+      <w:r>
+        <w:rPr>
+          <w:b w:val="0"/>
+        </w:rPr>
+        <w:t>| 대상·인원 | (부서명) 참가자 및 교사 / ________명 |</w:t>
+      </w:r>
+    </w:p>
+    <w:p>
+      <w:r>
+        <w:rPr>
+          <w:b w:val="0"/>
+        </w:rPr>
+        <w:t>| 주관 | (교회명) (부서명) |</w:t>
+      </w:r>
+    </w:p>
+    <w:p>
+      <w:r>
+        <w:rPr>
+          <w:b w:val="0"/>
+        </w:rPr>
+        <w:t>| 총괄 담당 | ________ |</w:t>
+      </w:r>
+    </w:p>
+    <w:p>
+      <w:r>
+        <w:rPr>
+          <w:b w:val="0"/>
+        </w:rPr>
+        <w:t>| 신앙적 목적 | 한 해의 삶을 말씀 앞에서 돌아보고, 새해에도 예배와 공동체 생활을 이어가도록 돕습니다. |</w:t>
+      </w:r>
+    </w:p>
+    <w:p>
+      <w:r>
+        <w:rPr>
+          <w:b w:val="0"/>
+        </w:rPr>
+        <w:t>| 확인 가능한 결과 | 참가자별 새해 실천 과제 1건 작성, 출석·귀가 확인 완료, 종료 후 평가 기록 작성 |</w:t>
+      </w:r>
+    </w:p>
+    <w:p>
+      <w:r>
+        <w:rPr>
+          <w:b w:val="0"/>
+        </w:rPr>
+        <w:t>| 운영 조건 | 송구영신예배 시간, 숙박 허용 여부, 야간 지도 인력 확보 여부 확인 필요 |</w:t>
+      </w:r>
+    </w:p>
+    <w:p>
+      <w:r>
+        <w:rPr>
+          <w:b w:val="0"/>
+        </w:rPr>
+        <w:t>나. 첫째 날: 2026. 12. 31.(목)</w:t>
+      </w:r>
+    </w:p>
+    <w:p>
+      <w:r>
+        <w:rPr>
+          <w:b w:val="0"/>
+        </w:rPr>
+        <w:t>| 시간 | 순서 | 주요 내용·준비사항 | 장소 | 담당자 | 이행 기한 |</w:t>
+      </w:r>
+    </w:p>
+    <w:p>
+      <w:r>
+        <w:rPr>
+          <w:b w:val="0"/>
+        </w:rPr>
+        <w:t>|---|---|---|---|---|---|</w:t>
+      </w:r>
+    </w:p>
+    <w:p>
+      <w:r>
+        <w:rPr>
+          <w:b w:val="0"/>
+        </w:rPr>
+        <w:t>| 17:00 ~ 17:30 | 접수·안전 안내 | 출석 확인, 조 편성, 대피로·화장실·생활수칙 안내 | 교육실 | 접수 담당 ________ | 당일 17:30 |</w:t>
+      </w:r>
+    </w:p>
+    <w:p>
+      <w:r>
+        <w:rPr>
+          <w:b w:val="0"/>
+        </w:rPr>
+        <w:t>| 17:30 ~ 18:00 | 개회예배 | 찬양, 주제 말씀 나눔, 시작 기도 | 교육실 | 예배 담당 ________ | 당일 18:00 |</w:t>
+      </w:r>
+    </w:p>
+    <w:p>
+      <w:r>
+        <w:rPr>
+          <w:b w:val="0"/>
+        </w:rPr>
+        <w:t>| 18:00 ~ 19:00 | 저녁 식사·휴식 | 식사, 식기 정리, 자유 휴식 | 식사 공간 | 식사 담당 ________ | 당일 19:00 |</w:t>
+      </w:r>
+    </w:p>
+    <w:p>
+      <w:r>
+        <w:rPr>
+          <w:b w:val="0"/>
+        </w:rPr>
+        <w:t>| 19:00 ~ 20:00 | 실내 공동체 활동 | 이름 익히기, 협동 그림 그리기, 성경 퀴즈 | 교육실 | 활동 담당 ________ | 당일 20:00 |</w:t>
+      </w:r>
+    </w:p>
+    <w:p>
+      <w:r>
+        <w:rPr>
+          <w:b w:val="0"/>
+        </w:rPr>
+        <w:t>| 20:00 ~ 20:15 | 휴식 | 환기, 물 마시기, 화장실 이용 | 교육실 | 생활 담당 ________ | 당일 20:15 |</w:t>
+      </w:r>
+    </w:p>
+    <w:p>
+      <w:r>
+        <w:rPr>
+          <w:b w:val="0"/>
+        </w:rPr>
+        <w:t>| 20:15 ~ 21:00 | 말씀 나눔 | 주제 말씀 묵상, 생활 속 믿음의 실천 나눔 | 교육실 | 소그룹 담당 ________ | 당일 21:00 |</w:t>
+      </w:r>
+    </w:p>
+    <w:p>
+      <w:r>
+        <w:rPr>
+          <w:b w:val="0"/>
+        </w:rPr>
+        <w:t>| 21:00 ~ 21:40 | 한 해 돌아보기 | 감사한 일과 돌아볼 일을 개인별 기록, 희망자 나눔 | 교육실 | 소그룹 담당 ________ | 당일 21:40 |</w:t>
+      </w:r>
+    </w:p>
+    <w:p>
+      <w:r>
+        <w:rPr>
+          <w:b w:val="0"/>
+        </w:rPr>
+        <w:t>| 21:40 ~ 22:10 | 간식·휴식 | 간식 제공, 쓰레기 정리, 환기 | 교육실 | 식사 담당 ________ | 당일 22:10 |</w:t>
+      </w:r>
+    </w:p>
+    <w:p>
+      <w:r>
+        <w:rPr>
+          <w:b w:val="0"/>
+        </w:rPr>
+        <w:t>| 22:10 ~ 23:00 | 새해 결단 준비 | 예배·말씀·섬김 중 실천 과제 1건과 점검일 작성 | 교육실 | 활동 담당 ________ | 당일 23:00 |</w:t>
+      </w:r>
+    </w:p>
+    <w:p>
+      <w:r>
+        <w:rPr>
+          <w:b w:val="0"/>
+        </w:rPr>
+        <w:t>| 23:00 ~ 23:20 | 예배 준비 | 화장실 이용, 이동 인원 확인, 예배실 입실 | 예배실 | 인솔 담당 ________ | 당일 23:20 |</w:t>
+      </w:r>
+    </w:p>
+    <w:p>
+      <w:r>
+        <w:rPr>
+          <w:b w:val="0"/>
+        </w:rPr>
+        <w:t>| 23:20 ~ 다음 날 00:20 | 송구영신예배 | 교회 공동예배 참여, 감사·회개·새해 헌신의 기도. 실제 예배 시간 확인 필요 | 예배실 | 예배 담당 ________ | 다음 날 00:20 |</w:t>
+      </w:r>
+    </w:p>
+    <w:p>
+      <w:r>
+        <w:rPr>
+          <w:b w:val="0"/>
+        </w:rPr>
+        <w:t>다. 둘째 날: 2027. 1. 1.(금)</w:t>
+      </w:r>
+    </w:p>
+    <w:p>
+      <w:r>
+        <w:rPr>
+          <w:b w:val="0"/>
+        </w:rPr>
+        <w:t>| 시간 | 순서 | 주요 내용·준비사항 | 장소 | 담당자 | 이행 기한 |</w:t>
+      </w:r>
+    </w:p>
+    <w:p>
+      <w:r>
+        <w:rPr>
+          <w:b w:val="0"/>
+        </w:rPr>
+        <w:t>|---|---|---|---|---|---|</w:t>
+      </w:r>
+    </w:p>
+    <w:p>
+      <w:r>
+        <w:rPr>
+          <w:b w:val="0"/>
+        </w:rPr>
+        <w:t>| 00:20 ~ 00:40 | 새해 결단·축복 | 작성한 실천 과제 확인, 희망자 발표, 서로를 위한 기도 | 교육실 | 소그룹 담당 ________ | 당일 00:40 |</w:t>
+      </w:r>
+    </w:p>
+    <w:p>
+      <w:r>
+        <w:rPr>
+          <w:b w:val="0"/>
+        </w:rPr>
+        <w:t>| 00:40 ~ 01:00 | 취침 준비 | 세면, 숙박 공간별 인원 확인, 비상 연락방법 안내 | 지정 숙박 공간 | 생활 담당 ________ | 당일 01:00 |</w:t>
+      </w:r>
+    </w:p>
+    <w:p>
+      <w:r>
+        <w:rPr>
+          <w:b w:val="0"/>
+        </w:rPr>
+        <w:t>| 01:00 ~ 08:00 | 취침·야간 생활지도 | 소등, 출입 관리, 응급상황 대응. 지도자 교대표 별도 작성 | 지정 숙박 공간 | 야간 담당 ________ | 당일 08:00 |</w:t>
+      </w:r>
+    </w:p>
+    <w:p>
+      <w:r>
+        <w:rPr>
+          <w:b w:val="0"/>
+        </w:rPr>
+        <w:t>| 08:00 ~ 08:30 | 기상·세면 | 인원·건강 상태 확인, 침구 정리 | 지정 숙박 공간 | 생활 담당 ________ | 당일 08:30 |</w:t>
+      </w:r>
+    </w:p>
+    <w:p>
+      <w:r>
+        <w:rPr>
+          <w:b w:val="0"/>
+        </w:rPr>
+        <w:t>| 08:30 ~ 09:10 | 아침 식사 | 식사, 식기·식사 공간 정리 | 식사 공간 | 식사 담당 ________ | 당일 09:10 |</w:t>
+      </w:r>
+    </w:p>
+    <w:p>
+      <w:r>
+        <w:rPr>
+          <w:b w:val="0"/>
+        </w:rPr>
+        <w:t>| 09:10 ~ 09:40 | 마침예배·평가 | 새해 실천 과제 나눔, 소감 작성, 마침 기도 | 교육실 | 예배 담당 ________ | 당일 09:40 |</w:t>
+      </w:r>
+    </w:p>
+    <w:p>
+      <w:r>
+        <w:rPr>
+          <w:b w:val="0"/>
+        </w:rPr>
+        <w:t>| 09:40 ~ 10:00 | 정리·귀가 | 분실물 확인, 시설 점검, 보호자 인계 또는 사전 확인한 방법으로 귀가 | 교육실·출입구 | 귀가 담당 ________ | 당일 10:00 |</w:t>
+      </w:r>
+    </w:p>
+    <w:p>
+      <w:pPr>
+        <w:pStyle w:val="ListNumber"/>
+      </w:pPr>
+      <w:r>
+        <w:rPr>
+          <w:b w:val="0"/>
+        </w:rPr>
+        <w:t>운영 준비 및 확인</w:t>
+      </w:r>
+    </w:p>
+    <w:p>
+      <w:r>
+        <w:rPr>
+          <w:b w:val="0"/>
+        </w:rPr>
+        <w:t>가. 사전 준비</w:t>
+      </w:r>
+    </w:p>
+    <w:p>
+      <w:r>
+        <w:rPr>
+          <w:b w:val="0"/>
+        </w:rPr>
+        <w:t>| 업무 | 담당 | 기한 | 확인 |</w:t>
+      </w:r>
+    </w:p>
+    <w:p>
+      <w:r>
+        <w:rPr>
+          <w:b w:val="0"/>
+        </w:rPr>
+        <w:t>|---|---|---|---|</w:t>
+      </w:r>
+    </w:p>
+    <w:p>
+      <w:r>
+        <w:rPr>
+          <w:b w:val="0"/>
+        </w:rPr>
+        <w:t>| 교회 송구영신예배 시간 확인 및 일정 조정 | 총괄 담당 ________ | 2026. 12. 20.(일) | ________ |</w:t>
+      </w:r>
+    </w:p>
+    <w:p>
+      <w:r>
+        <w:rPr>
+          <w:b w:val="0"/>
+        </w:rPr>
+        <w:t>| 숙박 공간·난방·소방시설·비상구 확인 | 안전 담당 ________ | 2026. 12. 27.(일) | ________ |</w:t>
+      </w:r>
+    </w:p>
+    <w:p>
+      <w:r>
+        <w:rPr>
+          <w:b w:val="0"/>
+        </w:rPr>
+        <w:t>| 신청서 회수 및 식사·건강 관련 필요사항 개별 확인 | 접수 담당 ________ | 2026. 12. 27.(일) | ________ |</w:t>
+      </w:r>
+    </w:p>
+    <w:p>
+      <w:r>
+        <w:rPr>
+          <w:b w:val="0"/>
+        </w:rPr>
+        <w:t>| 야간 지도자 교대표 작성 및 담당자별 역할 공유 | 총괄 담당 ________ | 2026. 12. 30.(수) | ________ |</w:t>
+      </w:r>
+    </w:p>
+    <w:p>
+      <w:r>
+        <w:rPr>
+          <w:b w:val="0"/>
+        </w:rPr>
+        <w:t>| 준비물·이동·귀가 방법 최종 안내 | 안내 담당 ________ | 2026. 12. 30.(수) | ________ |</w:t>
+      </w:r>
+    </w:p>
+    <w:p>
+      <w:r>
+        <w:rPr>
+          <w:b w:val="0"/>
+        </w:rPr>
+        <w:t>나. 안전 및 후속 관리</w:t>
+      </w:r>
+    </w:p>
+    <w:p>
+      <w:r>
+        <w:rPr>
+          <w:b w:val="0"/>
+        </w:rPr>
+        <w:t>| 위험요인·관리 사항 | 예방조치·실행 내용 | 담당 | 기한 |</w:t>
+      </w:r>
+    </w:p>
+    <w:p>
+      <w:r>
+        <w:rPr>
+          <w:b w:val="0"/>
+        </w:rPr>
+        <w:t>|---|---|---|---|</w:t>
+      </w:r>
+    </w:p>
+    <w:p>
+      <w:r>
+        <w:rPr>
+          <w:b w:val="0"/>
+        </w:rPr>
+        <w:t>| 실내 충돌·낙상 | 뛰는 활동 제한, 통로 정리, 전선 고정 | 안전 담당 ________ | 2026. 12. 31.(목) 17:00 |</w:t>
+      </w:r>
+    </w:p>
+    <w:p>
+      <w:r>
+        <w:rPr>
+          <w:b w:val="0"/>
+        </w:rPr>
+        <w:t>| 난방·화재·환기 | 비상구 확보, 난방기 주변 정리, 휴식 시간 환기 | 시설 담당 ________ | 행사 시작 전 및 각 휴식 종료 시 |</w:t>
+      </w:r>
+    </w:p>
+    <w:p>
+      <w:r>
+        <w:rPr>
+          <w:b w:val="0"/>
+        </w:rPr>
+        <w:t>| 음식 알레르기·건강 이상 | 별도 회신 내용 확인, 음식 제공 전 점검, 이상 시 보호자 연락·필요시 119 신고 | 안전 담당 ________ | 식사·간식 제공 전 및 상황 발생 즉시 |</w:t>
+      </w:r>
+    </w:p>
+    <w:p>
+      <w:r>
+        <w:rPr>
+          <w:b w:val="0"/>
+        </w:rPr>
+        <w:t>| 야간 이탈·숙박 관리 | 공간별 인원 확인, 지도자 배치, 출입 관리 | 야간 담당 ________ | 취침 전 및 교대 시 |</w:t>
+      </w:r>
+    </w:p>
+    <w:p>
+      <w:r>
+        <w:rPr>
+          <w:b w:val="0"/>
+        </w:rPr>
+        <w:t>| 귀가 누락 | 미성년자는 보호자 인계 또는 사전 동의한 귀가 방법 확인, 귀가 기록 작성 | 귀가 담당 ________ | 2027. 1. 1.(금) 10:00 |</w:t>
+      </w:r>
+    </w:p>
+    <w:p>
+      <w:r>
+        <w:rPr>
+          <w:b w:val="0"/>
+        </w:rPr>
+        <w:t>| 운영 평가 | 출석·귀가 기록과 참여 소감 정리 | 총괄 담당 ________ | 2027. 1. 3.(일) |</w:t>
+      </w:r>
+    </w:p>
+    <w:p>
+      <w:r>
+        <w:rPr>
+          <w:b w:val="0"/>
+        </w:rPr>
+        <w:t>| 새해 결단 후속 확인 | 실천 과제 이행 여부를 자율적으로 나누고 격려 | 소그룹 담당 ________ | 2027. 1. 31.(일) |</w:t>
+      </w:r>
+    </w:p>
+    <w:p>
+      <w:r>
+        <w:rPr>
+          <w:b w:val="0"/>
+        </w:rPr>
+        <w:t>다. 개인정보 처리</w:t>
+      </w:r>
+    </w:p>
+    <w:p>
+      <w:r>
+        <w:rPr>
+          <w:b w:val="0"/>
+        </w:rPr>
+        <w:t>별도 신청서·회신서에 다음 동의 문구를 기재합니다.</w:t>
+      </w:r>
+    </w:p>
+    <w:p>
+      <w:r>
+        <w:rPr>
+          <w:b w:val="0"/>
+        </w:rPr>
+        <w:t>개인정보 수집·이용 동의: 수련회 운영·안전관리 목적으로 학생 이름·보호자 연락처를 수집하고 건강 관련 특이사항은 별도 동의를 받아 처리하며, 보유기간 ________, 동의 거부 시 제한사항 ________을 안내받았습니다. 일반 개인정보 동의 ________ / 민감정보 별도 동의 ________ / 보호자 서명 ________.</w:t>
+      </w:r>
+    </w:p>
+    <w:tbl>
+      <w:tblPr>
+        <w:tblStyle w:val="TableGrid"/>
+        <w:tblW w:type="auto" w:w="0"/>
+        <w:tblLook w:firstColumn="1" w:firstRow="1" w:lastColumn="0" w:lastRow="0" w:noHBand="0" w:noVBand="1" w:val="04A0"/>
+      </w:tblPr>
+      <w:tblGrid>
+        <w:gridCol w:w="2880"/>
+        <w:gridCol w:w="2880"/>
+        <w:gridCol w:w="2880"/>
+      </w:tblGrid>
+      <w:tr>
+        <w:tc>
+          <w:tcPr>
+            <w:tcW w:type="dxa" w:w="2880"/>
+          </w:tcPr>
+          <w:p>
+            <w:r>
+              <w:rPr>
+                <w:b/>
+              </w:rPr>
+              <w:t>발신 부서</w:t>
             </w:r>
           </w:p>
         </w:tc>
         <w:tc>
           <w:tcPr>
-            <w:tcW w:type="dxa" w:w="2160"/>
+            <w:tcW w:type="dxa" w:w="2880"/>
+          </w:tcPr>
+          <w:p>
+            <w:r>
+              <w:rPr>
+                <w:b/>
+              </w:rPr>
+              <w:t>담당</w:t>
+            </w:r>
+          </w:p>
+        </w:tc>
+        <w:tc>
+          <w:tcPr>
+            <w:tcW w:type="dxa" w:w="2880"/>
+          </w:tcPr>
+          <w:p>
+            <w:r>
+              <w:rPr>
+                <w:b/>
+              </w:rPr>
+              <w:t>문의처</w:t>
+            </w:r>
+          </w:p>
+        </w:tc>
+      </w:tr>
+      <w:tr>
+        <w:tc>
+          <w:tcPr>
+            <w:tcW w:type="dxa" w:w="2880"/>
           </w:tcPr>
           <w:p>
             <w:r>
               <w:rPr>
                 <w:b w:val="0"/>
               </w:rPr>
-              <w:t>문구점</w:t>
+              <w:t>(교회명) (부서명)</w:t>
             </w:r>
           </w:p>
         </w:tc>
         <w:tc>
           <w:tcPr>
-            <w:tcW w:type="dxa" w:w="2160"/>
+            <w:tcW w:type="dxa" w:w="2880"/>
           </w:tcPr>
           <w:p>
             <w:r>
@@ -938,63 +995,30 @@
             </w:r>
           </w:p>
         </w:tc>
-      </w:tr>
-      <w:tr>
         <w:tc>
           <w:tcPr>
-            <w:tcW w:type="dxa" w:w="2160"/>
+            <w:tcW w:type="dxa" w:w="2880"/>
           </w:tcPr>
           <w:p>
             <w:r>
               <w:rPr>
                 <w:b w:val="0"/>
               </w:rPr>
-              <w:t>예배 주보 인쇄</w:t>
-            </w:r>
-          </w:p>
-        </w:tc>
-        <w:tc>
-          <w:tcPr>
-            <w:tcW w:type="dxa" w:w="2160"/>
-          </w:tcPr>
-          <w:p>
-            <w:r>
-              <w:rPr>
-                <w:b w:val="0"/>
-              </w:rPr>
-              <w:t>n매</w:t>
-            </w:r>
-          </w:p>
-        </w:tc>
-        <w:tc>
-          <w:tcPr>
-            <w:tcW w:type="dxa" w:w="2160"/>
-          </w:tcPr>
-          <w:p>
-            <w:r>
-              <w:rPr>
-                <w:b w:val="0"/>
-              </w:rPr>
-              <w:t>교회 사무실</w:t>
-            </w:r>
-          </w:p>
-        </w:tc>
-        <w:tc>
-          <w:tcPr>
-            <w:tcW w:type="dxa" w:w="2160"/>
-          </w:tcPr>
-          <w:p>
-            <w:r>
-              <w:rPr>
-                <w:b w:val="0"/>
-              </w:rPr>
-              <w:t>________</w:t>
+              <w:t>교회 공식 문의처 ________</w:t>
             </w:r>
           </w:p>
         </w:tc>
       </w:tr>
     </w:tbl>
     <w:p/>
+    <w:p>
+      <w:r>
+        <w:rPr>
+          <w:b w:val="0"/>
+        </w:rPr>
+        <w:t>끝.</w:t>
+      </w:r>
+    </w:p>
     <w:sectPr>
       <w:pgSz w:w="12240" w:h="15840"/>
       <w:pgMar w:top="1440" w:right="1800" w:bottom="1440" w:left="1800" w:header="720" w:footer="720" w:gutter="0"/>
